--- a/Универ/4/СА/ЛР1_СА_Власов_Р_Е.docx
+++ b/Универ/4/СА/ЛР1_СА_Власов_Р_Е.docx
@@ -1,6 +1,6 @@
 
 <file path=word/document.xml><?xml version="1.0" encoding="utf-8"?>
-<w:document xmlns:wpc="http://schemas.microsoft.com/office/word/2010/wordprocessingCanvas" xmlns:cx="http://schemas.microsoft.com/office/drawing/2014/chartex" xmlns:mc="http://schemas.openxmlformats.org/markup-compatibility/2006" xmlns:o="urn:schemas-microsoft-com:office:office" xmlns:r="http://schemas.openxmlformats.org/officeDocument/2006/relationships" xmlns:m="http://schemas.openxmlformats.org/officeDocument/2006/math" xmlns:v="urn:schemas-microsoft-com:vml" xmlns:wp14="http://schemas.microsoft.com/office/word/2010/wordprocessingDrawing" xmlns:wp="http://schemas.openxmlformats.org/drawingml/2006/wordprocessingDrawing" xmlns:w10="urn:schemas-microsoft-com:office:word" xmlns:w="http://schemas.openxmlformats.org/wordprocessingml/2006/main" xmlns:w14="http://schemas.microsoft.com/office/word/2010/wordml" xmlns:w15="http://schemas.microsoft.com/office/word/2012/wordml" xmlns:w16se="http://schemas.microsoft.com/office/word/2015/wordml/symex" xmlns:wpg="http://schemas.microsoft.com/office/word/2010/wordprocessingGroup" xmlns:wpi="http://schemas.microsoft.com/office/word/2010/wordprocessingInk" xmlns:wne="http://schemas.microsoft.com/office/word/2006/wordml" xmlns:wps="http://schemas.microsoft.com/office/word/2010/wordprocessingShape" mc:Ignorable="w14 w15 w16se wp14">
+<w:document xmlns:wpc="http://schemas.microsoft.com/office/word/2010/wordprocessingCanvas" xmlns:cx="http://schemas.microsoft.com/office/drawing/2014/chartex" xmlns:cx1="http://schemas.microsoft.com/office/drawing/2015/9/8/chartex" xmlns:cx2="http://schemas.microsoft.com/office/drawing/2015/10/21/chartex" xmlns:cx3="http://schemas.microsoft.com/office/drawing/2016/5/9/chartex" xmlns:cx4="http://schemas.microsoft.com/office/drawing/2016/5/10/chartex" xmlns:cx5="http://schemas.microsoft.com/office/drawing/2016/5/11/chartex" xmlns:cx6="http://schemas.microsoft.com/office/drawing/2016/5/12/chartex" xmlns:cx7="http://schemas.microsoft.com/office/drawing/2016/5/13/chartex" xmlns:cx8="http://schemas.microsoft.com/office/drawing/2016/5/14/chartex" xmlns:mc="http://schemas.openxmlformats.org/markup-compatibility/2006" xmlns:aink="http://schemas.microsoft.com/office/drawing/2016/ink" xmlns:am3d="http://schemas.microsoft.com/office/drawing/2017/model3d" xmlns:o="urn:schemas-microsoft-com:office:office" xmlns:oel="http://schemas.microsoft.com/office/2019/extlst" xmlns:r="http://schemas.openxmlformats.org/officeDocument/2006/relationships" xmlns:m="http://schemas.openxmlformats.org/officeDocument/2006/math" xmlns:v="urn:schemas-microsoft-com:vml" xmlns:wp14="http://schemas.microsoft.com/office/word/2010/wordprocessingDrawing" xmlns:wp="http://schemas.openxmlformats.org/drawingml/2006/wordprocessingDrawing" xmlns:w10="urn:schemas-microsoft-com:office:word" xmlns:w="http://schemas.openxmlformats.org/wordprocessingml/2006/main" xmlns:w14="http://schemas.microsoft.com/office/word/2010/wordml" xmlns:w15="http://schemas.microsoft.com/office/word/2012/wordml" xmlns:w16cex="http://schemas.microsoft.com/office/word/2018/wordml/cex" xmlns:w16cid="http://schemas.microsoft.com/office/word/2016/wordml/cid" xmlns:w16="http://schemas.microsoft.com/office/word/2018/wordml" xmlns:w16du="http://schemas.microsoft.com/office/word/2023/wordml/word16du" xmlns:w16sdtdh="http://schemas.microsoft.com/office/word/2020/wordml/sdtdatahash" xmlns:w16se="http://schemas.microsoft.com/office/word/2015/wordml/symex" xmlns:wpg="http://schemas.microsoft.com/office/word/2010/wordprocessingGroup" xmlns:wpi="http://schemas.microsoft.com/office/word/2010/wordprocessingInk" xmlns:wne="http://schemas.microsoft.com/office/word/2006/wordml" xmlns:wps="http://schemas.microsoft.com/office/word/2010/wordprocessingShape" mc:Ignorable="w14 w15 w16se w16cid w16 w16cex w16sdtdh w16du wp14">
   <w:body>
     <w:p>
       <w:pPr>
@@ -623,8 +623,6 @@
         </w:rPr>
         <w:t>5</w:t>
       </w:r>
-      <w:bookmarkStart w:id="0" w:name="_GoBack"/>
-      <w:bookmarkEnd w:id="0"/>
     </w:p>
     <w:p>
       <w:pPr>
@@ -637,27 +635,109 @@
       </w:r>
     </w:p>
     <w:p>
-      <w:r>
-        <w:t>Предприятие предполагает начать выпуск некоторой новой продукции. Для этого потребуется дополнительная тепловая энергия. Предлагаются следующие варианты действий: 1) использовать в качестве топлива торф (А1); 2) использовать уголь (А2); 3) перейти на использование газа и проложить газопровод (А3); 4) отказаться от выпуска новой продукции (А4). Выбор одного из вариантов производится с участием трех экспертов. Мнения экспертов следующие:</w:t>
+      <w:pPr>
+        <w:rPr>
+          <w:lang w:val="ru-BY"/>
+        </w:rPr>
+      </w:pPr>
+      <w:r>
+        <w:rPr>
+          <w:lang w:val="ru-BY"/>
+        </w:rPr>
+        <w:t>На предприятии возникли сложности, связанные с нехваткой складских площадей для сырья. Предлагаются следующие варианты действий: 1) построить новый склад (А1); 2) приобрести складские помещения у другого предприятия (А2); 3) арендовать складские помещения у другого предприятия (А3); 4) изменить режим ч предприятия таким образом, чтобы сократить запасы на складах (А4).</w:t>
       </w:r>
     </w:p>
     <w:p>
-      <w:r>
-        <w:t xml:space="preserve"> − первый эксперт: лучшее решение - переход на газ, хуже - использование угля, значительно хуже - использование торфа, хуже всего - отказ от выпуска новой продукции;</w:t>
+      <w:pPr>
+        <w:rPr>
+          <w:lang w:val="ru-BY"/>
+        </w:rPr>
+      </w:pPr>
+      <w:r>
+        <w:rPr>
+          <w:lang w:val="ru-BY"/>
+        </w:rPr>
+        <w:t>Выбор одного из вариантов производится с участием трех экспертов. Мнения экспертов следующие:</w:t>
       </w:r>
     </w:p>
     <w:p>
-      <w:r>
-        <w:t xml:space="preserve">− второй эксперт: лучше всего – использование угля, хуже - использование торфа, еще хуже - переход на газ, значительно хуже - отказ от выпуска новой продукции; </w:t>
+      <w:pPr>
+        <w:pStyle w:val="af5"/>
+        <w:numPr>
+          <w:ilvl w:val="1"/>
+          <w:numId w:val="18"/>
+        </w:numPr>
+        <w:ind w:left="0" w:firstLine="709"/>
+        <w:rPr>
+          <w:lang w:val="ru-BY"/>
+        </w:rPr>
+      </w:pPr>
+      <w:r>
+        <w:rPr>
+          <w:lang w:val="ru-BY"/>
+        </w:rPr>
+        <w:t xml:space="preserve"> </w:t>
+      </w:r>
+      <w:r>
+        <w:rPr>
+          <w:lang w:val="ru-BY"/>
+        </w:rPr>
+        <w:t>первый эксперт: лучший вариант - аренда склада, немного хуже - изменение режима работы, значительно хуже - приобретение склада у другого предприятия, еще хуже - строительство нового склада;</w:t>
       </w:r>
     </w:p>
     <w:p>
-      <w:r>
-        <w:t>− третий эксперт: лучше всего - переход на газ, немного хуже - использование торфа, значительно хуже - отказ от выпуска новой продукции, хуже всего - использование угля.</w:t>
+      <w:pPr>
+        <w:pStyle w:val="af5"/>
+        <w:numPr>
+          <w:ilvl w:val="1"/>
+          <w:numId w:val="18"/>
+        </w:numPr>
+        <w:ind w:left="0" w:firstLine="709"/>
+        <w:rPr>
+          <w:lang w:val="ru-BY"/>
+        </w:rPr>
+      </w:pPr>
+      <w:r>
+        <w:rPr>
+          <w:lang w:val="ru-BY"/>
+        </w:rPr>
+        <w:t xml:space="preserve"> </w:t>
+      </w:r>
+      <w:r>
+        <w:rPr>
+          <w:lang w:val="ru-BY"/>
+        </w:rPr>
+        <w:t>второй эксперт: лучший вариант - изменение режима работы, хуже - аренда склада, еще хуже - строительство нового склада, самый худший вариант - приобретение склада у другого предприятия;</w:t>
       </w:r>
     </w:p>
     <w:p>
       <w:pPr>
+        <w:pStyle w:val="af5"/>
+        <w:numPr>
+          <w:ilvl w:val="1"/>
+          <w:numId w:val="18"/>
+        </w:numPr>
+        <w:ind w:left="0" w:firstLine="709"/>
+        <w:rPr>
+          <w:lang w:val="ru-BY"/>
+        </w:rPr>
+      </w:pPr>
+      <w:r>
+        <w:rPr>
+          <w:lang w:val="ru-BY"/>
+        </w:rPr>
+        <w:t xml:space="preserve"> </w:t>
+      </w:r>
+      <w:r>
+        <w:rPr>
+          <w:lang w:val="ru-BY"/>
+        </w:rPr>
+        <w:t>третий эксперт: лучший вариант - строительство нового склада, немного хуже - изменение режима работы, еще немного хуже - аренда склада, значительно хуже - приобретение склада у другого предприятия.</w:t>
+      </w:r>
+    </w:p>
+    <w:p/>
+    <w:p>
+      <w:pPr>
         <w:pStyle w:val="a"/>
         <w:spacing w:before="240" w:after="240"/>
       </w:pPr>
@@ -667,7 +747,15 @@
     </w:p>
     <w:p>
       <w:r>
-        <w:t>Метод Саати основан на сравнении альтернатив, выполняемом одним экспертом. Для каждой пары альтернатив эксперт указывает, в какой степени одна из них предпочтительнее другой.</w:t>
+        <w:t xml:space="preserve">Метод </w:t>
+      </w:r>
+      <w:proofErr w:type="spellStart"/>
+      <w:r>
+        <w:t>Саати</w:t>
+      </w:r>
+      <w:proofErr w:type="spellEnd"/>
+      <w:r>
+        <w:t xml:space="preserve"> основан на сравнении альтернатив, выполняемом одним экспертом. Для каждой пары альтернатив эксперт указывает, в какой степени одна из них предпочтительнее другой.</w:t>
       </w:r>
     </w:p>
     <w:p>
@@ -677,6 +765,7 @@
       <w:r>
         <w:t xml:space="preserve">На основе оценок первого эксперта заполняется матрица парных сравнений (см. таблицу 2.1) размером </w:t>
       </w:r>
+      <w:proofErr w:type="spellStart"/>
       <w:r>
         <w:rPr>
           <w:i/>
@@ -685,6 +774,7 @@
         </w:rPr>
         <w:t>NxN</w:t>
       </w:r>
+      <w:proofErr w:type="spellEnd"/>
       <w:r>
         <w:t>,</w:t>
       </w:r>
@@ -945,7 +1035,7 @@
               </w:rPr>
             </w:pPr>
             <w:r>
-              <w:t xml:space="preserve"> 1/3</w:t>
+              <w:t xml:space="preserve"> 3</w:t>
             </w:r>
           </w:p>
         </w:tc>
@@ -967,7 +1057,10 @@
               </w:rPr>
             </w:pPr>
             <w:r>
-              <w:t xml:space="preserve"> 1/5</w:t>
+              <w:t xml:space="preserve"> 1/</w:t>
+            </w:r>
+            <w:r>
+              <w:t>7</w:t>
             </w:r>
           </w:p>
         </w:tc>
@@ -989,7 +1082,10 @@
               </w:rPr>
             </w:pPr>
             <w:r>
-              <w:t xml:space="preserve">3    </w:t>
+              <w:t>1/5</w:t>
+            </w:r>
+            <w:r>
+              <w:t xml:space="preserve">    </w:t>
             </w:r>
           </w:p>
         </w:tc>
@@ -1044,7 +1140,10 @@
               </w:rPr>
             </w:pPr>
             <w:r>
-              <w:t xml:space="preserve">3    </w:t>
+              <w:t>1/3</w:t>
+            </w:r>
+            <w:r>
+              <w:t xml:space="preserve"> </w:t>
             </w:r>
           </w:p>
         </w:tc>
@@ -1088,7 +1187,10 @@
               </w:rPr>
             </w:pPr>
             <w:r>
-              <w:t xml:space="preserve"> 1/3</w:t>
+              <w:t xml:space="preserve"> 1/</w:t>
+            </w:r>
+            <w:r>
+              <w:t>9</w:t>
             </w:r>
           </w:p>
         </w:tc>
@@ -1110,7 +1212,10 @@
               </w:rPr>
             </w:pPr>
             <w:r>
-              <w:t xml:space="preserve">5    </w:t>
+              <w:t>1/7</w:t>
+            </w:r>
+            <w:r>
+              <w:t xml:space="preserve">    </w:t>
             </w:r>
           </w:p>
         </w:tc>
@@ -1165,7 +1270,10 @@
               </w:rPr>
             </w:pPr>
             <w:r>
-              <w:t xml:space="preserve">5    </w:t>
+              <w:t>7</w:t>
+            </w:r>
+            <w:r>
+              <w:t xml:space="preserve">  </w:t>
             </w:r>
           </w:p>
         </w:tc>
@@ -1187,7 +1295,10 @@
               </w:rPr>
             </w:pPr>
             <w:r>
-              <w:t xml:space="preserve">3    </w:t>
+              <w:t>9</w:t>
+            </w:r>
+            <w:r>
+              <w:t xml:space="preserve">    </w:t>
             </w:r>
           </w:p>
         </w:tc>
@@ -1231,7 +1342,10 @@
               </w:rPr>
             </w:pPr>
             <w:r>
-              <w:t xml:space="preserve">7    </w:t>
+              <w:t>3</w:t>
+            </w:r>
+            <w:r>
+              <w:t xml:space="preserve">    </w:t>
             </w:r>
           </w:p>
         </w:tc>
@@ -1286,7 +1400,10 @@
               </w:rPr>
             </w:pPr>
             <w:r>
-              <w:t xml:space="preserve"> 1/3</w:t>
+              <w:t xml:space="preserve"> </w:t>
+            </w:r>
+            <w:r>
+              <w:t>5</w:t>
             </w:r>
           </w:p>
         </w:tc>
@@ -1308,7 +1425,7 @@
               </w:rPr>
             </w:pPr>
             <w:r>
-              <w:t xml:space="preserve"> 1/5</w:t>
+              <w:t>7</w:t>
             </w:r>
           </w:p>
         </w:tc>
@@ -1330,7 +1447,10 @@
               </w:rPr>
             </w:pPr>
             <w:r>
-              <w:t xml:space="preserve"> 1/7</w:t>
+              <w:t xml:space="preserve"> 1/</w:t>
+            </w:r>
+            <w:r>
+              <w:t>3</w:t>
             </w:r>
           </w:p>
         </w:tc>
@@ -1558,6 +1678,7 @@
     </w:tbl>
     <w:p>
       <w:r>
+        <w:lastRenderedPageBreak/>
         <w:t xml:space="preserve">Это означает, что элементы строки перемножаются и из их произведения извлекается корень </w:t>
       </w:r>
       <w:r>
@@ -1580,7 +1701,6 @@
         <w:keepNext/>
       </w:pPr>
       <w:r>
-        <w:lastRenderedPageBreak/>
         <w:t>Для данного примера:</w:t>
       </w:r>
     </w:p>
@@ -1722,42 +1842,26 @@
                       </w:rPr>
                       <m:t>∙</m:t>
                     </m:r>
-                    <m:f>
-                      <m:fPr>
-                        <m:type m:val="lin"/>
-                        <m:ctrlPr>
-                          <w:rPr>
-                            <w:rFonts w:ascii="Cambria Math" w:hAnsi="Cambria Math"/>
-                            <w:i/>
-                            <w:lang w:val="en-US"/>
-                          </w:rPr>
-                        </m:ctrlPr>
-                      </m:fPr>
-                      <m:num>
-                        <m:r>
-                          <w:rPr>
-                            <w:rFonts w:ascii="Cambria Math" w:hAnsi="Cambria Math"/>
-                            <w:lang w:val="en-US"/>
-                          </w:rPr>
-                          <m:t>1</m:t>
-                        </m:r>
-                      </m:num>
-                      <m:den>
-                        <m:r>
-                          <w:rPr>
-                            <w:rFonts w:ascii="Cambria Math" w:hAnsi="Cambria Math"/>
-                            <w:lang w:val="en-US"/>
-                          </w:rPr>
-                          <m:t>5</m:t>
-                        </m:r>
-                      </m:den>
-                    </m:f>
-                    <m:r>
-                      <w:rPr>
-                        <w:rFonts w:ascii="Cambria Math" w:hAnsi="Cambria Math"/>
-                        <w:lang w:val="en-US"/>
-                      </w:rPr>
-                      <m:t>∙3</m:t>
+                    <m:r>
+                      <w:rPr>
+                        <w:rFonts w:ascii="Cambria Math" w:hAnsi="Cambria Math"/>
+                        <w:lang w:val="en-US"/>
+                      </w:rPr>
+                      <m:t>7</m:t>
+                    </m:r>
+                    <m:r>
+                      <w:rPr>
+                        <w:rFonts w:ascii="Cambria Math" w:hAnsi="Cambria Math"/>
+                        <w:lang w:val="en-US"/>
+                      </w:rPr>
+                      <m:t>∙</m:t>
+                    </m:r>
+                    <m:r>
+                      <w:rPr>
+                        <w:rFonts w:ascii="Cambria Math" w:hAnsi="Cambria Math"/>
+                        <w:lang w:val="en-US"/>
+                      </w:rPr>
+                      <m:t>5</m:t>
                     </m:r>
                   </m:e>
                 </m:rad>
@@ -1766,7 +1870,27 @@
                     <w:rFonts w:ascii="Cambria Math" w:hAnsi="Cambria Math"/>
                     <w:lang w:val="en-US"/>
                   </w:rPr>
-                  <m:t xml:space="preserve">=0,67; </m:t>
+                  <m:t>=0,</m:t>
+                </m:r>
+                <m:r>
+                  <w:rPr>
+                    <w:rFonts w:ascii="Cambria Math" w:hAnsi="Cambria Math"/>
+                    <w:lang w:val="en-US"/>
+                  </w:rPr>
+                  <m:t>5</m:t>
+                </m:r>
+                <m:r>
+                  <w:rPr>
+                    <w:rFonts w:ascii="Cambria Math" w:hAnsi="Cambria Math"/>
+                  </w:rPr>
+                  <m:t>4</m:t>
+                </m:r>
+                <m:r>
+                  <w:rPr>
+                    <w:rFonts w:ascii="Cambria Math" w:hAnsi="Cambria Math"/>
+                    <w:lang w:val="en-US"/>
+                  </w:rPr>
+                  <m:t xml:space="preserve">; </m:t>
                 </m:r>
                 <m:sSub>
                   <m:sSubPr>
@@ -1802,7 +1926,21 @@
                     <w:rFonts w:ascii="Cambria Math" w:hAnsi="Cambria Math"/>
                     <w:lang w:val="en-US"/>
                   </w:rPr>
-                  <m:t>=1,50;</m:t>
+                  <m:t>=</m:t>
+                </m:r>
+                <m:r>
+                  <w:rPr>
+                    <w:rFonts w:ascii="Cambria Math" w:hAnsi="Cambria Math"/>
+                    <w:lang w:val="en-US"/>
+                  </w:rPr>
+                  <m:t>0,27</m:t>
+                </m:r>
+                <m:r>
+                  <w:rPr>
+                    <w:rFonts w:ascii="Cambria Math" w:hAnsi="Cambria Math"/>
+                    <w:lang w:val="en-US"/>
+                  </w:rPr>
+                  <m:t>;</m:t>
                 </m:r>
                 <m:sSub>
                   <m:sSubPr>
@@ -1838,7 +1976,27 @@
                     <w:rFonts w:ascii="Cambria Math" w:hAnsi="Cambria Math"/>
                     <w:lang w:val="en-US"/>
                   </w:rPr>
-                  <m:t>=3,20;</m:t>
+                  <m:t>=3,</m:t>
+                </m:r>
+                <m:r>
+                  <w:rPr>
+                    <w:rFonts w:ascii="Cambria Math" w:hAnsi="Cambria Math"/>
+                    <w:lang w:val="en-US"/>
+                  </w:rPr>
+                  <m:t>7</m:t>
+                </m:r>
+                <m:r>
+                  <w:rPr>
+                    <w:rFonts w:ascii="Cambria Math" w:hAnsi="Cambria Math"/>
+                  </w:rPr>
+                  <m:t>1</m:t>
+                </m:r>
+                <m:r>
+                  <w:rPr>
+                    <w:rFonts w:ascii="Cambria Math" w:hAnsi="Cambria Math"/>
+                    <w:lang w:val="en-US"/>
+                  </w:rPr>
+                  <m:t>;</m:t>
                 </m:r>
                 <m:sSub>
                   <m:sSubPr>
@@ -1874,7 +2032,41 @@
                     <w:rFonts w:ascii="Cambria Math" w:hAnsi="Cambria Math"/>
                     <w:lang w:val="en-US"/>
                   </w:rPr>
-                  <m:t>=0,31.</m:t>
+                  <m:t>=</m:t>
+                </m:r>
+                <m:r>
+                  <w:rPr>
+                    <w:rFonts w:ascii="Cambria Math" w:hAnsi="Cambria Math"/>
+                    <w:lang w:val="en-US"/>
+                  </w:rPr>
+                  <m:t>1</m:t>
+                </m:r>
+                <m:r>
+                  <w:rPr>
+                    <w:rFonts w:ascii="Cambria Math" w:hAnsi="Cambria Math"/>
+                    <w:lang w:val="en-US"/>
+                  </w:rPr>
+                  <m:t>,</m:t>
+                </m:r>
+                <m:r>
+                  <w:rPr>
+                    <w:rFonts w:ascii="Cambria Math" w:hAnsi="Cambria Math"/>
+                    <w:lang w:val="en-US"/>
+                  </w:rPr>
+                  <m:t>8</m:t>
+                </m:r>
+                <m:r>
+                  <w:rPr>
+                    <w:rFonts w:ascii="Cambria Math" w:hAnsi="Cambria Math"/>
+                  </w:rPr>
+                  <m:t>5</m:t>
+                </m:r>
+                <m:r>
+                  <w:rPr>
+                    <w:rFonts w:ascii="Cambria Math" w:hAnsi="Cambria Math"/>
+                    <w:lang w:val="en-US"/>
+                  </w:rPr>
+                  <m:t>.</m:t>
                 </m:r>
               </m:oMath>
             </m:oMathPara>
@@ -2101,7 +2293,149 @@
                     <w:rFonts w:ascii="Cambria Math" w:hAnsi="Cambria Math"/>
                     <w:lang w:val="en-US"/>
                   </w:rPr>
-                  <m:t>C=0,67+1,50+3,20+0,31=5,68.</m:t>
+                  <m:t>C=0,</m:t>
+                </m:r>
+                <m:r>
+                  <w:rPr>
+                    <w:rFonts w:ascii="Cambria Math" w:hAnsi="Cambria Math"/>
+                    <w:lang w:val="en-US"/>
+                  </w:rPr>
+                  <m:t>5</m:t>
+                </m:r>
+                <m:r>
+                  <w:rPr>
+                    <w:rFonts w:ascii="Cambria Math" w:hAnsi="Cambria Math"/>
+                  </w:rPr>
+                  <m:t>4</m:t>
+                </m:r>
+                <m:r>
+                  <w:rPr>
+                    <w:rFonts w:ascii="Cambria Math" w:hAnsi="Cambria Math"/>
+                    <w:lang w:val="en-US"/>
+                  </w:rPr>
+                  <m:t>+</m:t>
+                </m:r>
+                <m:r>
+                  <w:rPr>
+                    <w:rFonts w:ascii="Cambria Math" w:hAnsi="Cambria Math"/>
+                    <w:lang w:val="en-US"/>
+                  </w:rPr>
+                  <m:t>0</m:t>
+                </m:r>
+                <m:r>
+                  <w:rPr>
+                    <w:rFonts w:ascii="Cambria Math" w:hAnsi="Cambria Math"/>
+                    <w:lang w:val="en-US"/>
+                  </w:rPr>
+                  <m:t>,</m:t>
+                </m:r>
+                <m:r>
+                  <w:rPr>
+                    <w:rFonts w:ascii="Cambria Math" w:hAnsi="Cambria Math"/>
+                    <w:lang w:val="en-US"/>
+                  </w:rPr>
+                  <m:t>2</m:t>
+                </m:r>
+                <m:r>
+                  <w:rPr>
+                    <w:rFonts w:ascii="Cambria Math" w:hAnsi="Cambria Math"/>
+                  </w:rPr>
+                  <m:t>7</m:t>
+                </m:r>
+                <m:r>
+                  <w:rPr>
+                    <w:rFonts w:ascii="Cambria Math" w:hAnsi="Cambria Math"/>
+                    <w:lang w:val="en-US"/>
+                  </w:rPr>
+                  <m:t>+3,</m:t>
+                </m:r>
+                <m:r>
+                  <w:rPr>
+                    <w:rFonts w:ascii="Cambria Math" w:hAnsi="Cambria Math"/>
+                    <w:lang w:val="en-US"/>
+                  </w:rPr>
+                  <m:t>7</m:t>
+                </m:r>
+                <m:r>
+                  <w:rPr>
+                    <w:rFonts w:ascii="Cambria Math" w:hAnsi="Cambria Math"/>
+                  </w:rPr>
+                  <m:t>1</m:t>
+                </m:r>
+                <m:r>
+                  <w:rPr>
+                    <w:rFonts w:ascii="Cambria Math" w:hAnsi="Cambria Math"/>
+                    <w:lang w:val="en-US"/>
+                  </w:rPr>
+                  <m:t>+</m:t>
+                </m:r>
+                <m:r>
+                  <w:rPr>
+                    <w:rFonts w:ascii="Cambria Math" w:hAnsi="Cambria Math"/>
+                    <w:lang w:val="en-US"/>
+                  </w:rPr>
+                  <m:t>1</m:t>
+                </m:r>
+                <m:r>
+                  <w:rPr>
+                    <w:rFonts w:ascii="Cambria Math" w:hAnsi="Cambria Math"/>
+                    <w:lang w:val="en-US"/>
+                  </w:rPr>
+                  <m:t>,</m:t>
+                </m:r>
+                <m:r>
+                  <w:rPr>
+                    <w:rFonts w:ascii="Cambria Math" w:hAnsi="Cambria Math"/>
+                    <w:lang w:val="en-US"/>
+                  </w:rPr>
+                  <m:t>8</m:t>
+                </m:r>
+                <m:r>
+                  <w:rPr>
+                    <w:rFonts w:ascii="Cambria Math" w:hAnsi="Cambria Math"/>
+                  </w:rPr>
+                  <m:t>5</m:t>
+                </m:r>
+                <m:r>
+                  <w:rPr>
+                    <w:rFonts w:ascii="Cambria Math" w:hAnsi="Cambria Math"/>
+                    <w:lang w:val="en-US"/>
+                  </w:rPr>
+                  <m:t>=</m:t>
+                </m:r>
+                <m:r>
+                  <w:rPr>
+                    <w:rFonts w:ascii="Cambria Math" w:hAnsi="Cambria Math"/>
+                    <w:lang w:val="en-US"/>
+                  </w:rPr>
+                  <m:t>6</m:t>
+                </m:r>
+                <m:r>
+                  <w:rPr>
+                    <w:rFonts w:ascii="Cambria Math" w:hAnsi="Cambria Math"/>
+                    <w:lang w:val="en-US"/>
+                  </w:rPr>
+                  <m:t>,</m:t>
+                </m:r>
+                <m:r>
+                  <w:rPr>
+                    <w:rFonts w:ascii="Cambria Math" w:hAnsi="Cambria Math"/>
+                    <w:lang w:val="en-US"/>
+                  </w:rPr>
+                  <m:t>3</m:t>
+                </m:r>
+                <m:r>
+                  <w:rPr>
+                    <w:rFonts w:ascii="Cambria Math" w:hAnsi="Cambria Math"/>
+                  </w:rPr>
+                  <m:t>7</m:t>
+                </m:r>
+                <m:r>
+                  <w:rPr>
+                    <w:rFonts w:ascii="Cambria Math" w:hAnsi="Cambria Math"/>
+                    <w:lang w:val="en-US"/>
+                  </w:rPr>
+                  <m:t>.</m:t>
                 </m:r>
               </m:oMath>
             </m:oMathPara>
@@ -2360,7 +2694,20 @@
                         <w:rFonts w:ascii="Cambria Math" w:hAnsi="Cambria Math"/>
                         <w:lang w:val="en-US"/>
                       </w:rPr>
-                      <m:t>0,67</m:t>
+                      <m:t>0,</m:t>
+                    </m:r>
+                    <m:r>
+                      <w:rPr>
+                        <w:rFonts w:ascii="Cambria Math" w:hAnsi="Cambria Math"/>
+                        <w:lang w:val="en-US"/>
+                      </w:rPr>
+                      <m:t>5</m:t>
+                    </m:r>
+                    <m:r>
+                      <w:rPr>
+                        <w:rFonts w:ascii="Cambria Math" w:hAnsi="Cambria Math"/>
+                      </w:rPr>
+                      <m:t>4</m:t>
                     </m:r>
                   </m:num>
                   <m:den>
@@ -2369,7 +2716,27 @@
                         <w:rFonts w:ascii="Cambria Math" w:hAnsi="Cambria Math"/>
                         <w:lang w:val="en-US"/>
                       </w:rPr>
-                      <m:t>5,68</m:t>
+                      <m:t>6</m:t>
+                    </m:r>
+                    <m:r>
+                      <w:rPr>
+                        <w:rFonts w:ascii="Cambria Math" w:hAnsi="Cambria Math"/>
+                        <w:lang w:val="en-US"/>
+                      </w:rPr>
+                      <m:t>,</m:t>
+                    </m:r>
+                    <m:r>
+                      <w:rPr>
+                        <w:rFonts w:ascii="Cambria Math" w:hAnsi="Cambria Math"/>
+                        <w:lang w:val="en-US"/>
+                      </w:rPr>
+                      <m:t>3</m:t>
+                    </m:r>
+                    <m:r>
+                      <w:rPr>
+                        <w:rFonts w:ascii="Cambria Math" w:hAnsi="Cambria Math"/>
+                      </w:rPr>
+                      <m:t>7</m:t>
                     </m:r>
                   </m:den>
                 </m:f>
@@ -2378,7 +2745,27 @@
                     <w:rFonts w:ascii="Cambria Math" w:hAnsi="Cambria Math"/>
                     <w:lang w:val="en-US"/>
                   </w:rPr>
-                  <m:t xml:space="preserve">=0,118; </m:t>
+                  <m:t>=0,</m:t>
+                </m:r>
+                <m:r>
+                  <w:rPr>
+                    <w:rFonts w:ascii="Cambria Math" w:hAnsi="Cambria Math"/>
+                    <w:lang w:val="en-US"/>
+                  </w:rPr>
+                  <m:t>0</m:t>
+                </m:r>
+                <m:r>
+                  <w:rPr>
+                    <w:rFonts w:ascii="Cambria Math" w:hAnsi="Cambria Math"/>
+                  </w:rPr>
+                  <m:t>85</m:t>
+                </m:r>
+                <m:r>
+                  <w:rPr>
+                    <w:rFonts w:ascii="Cambria Math" w:hAnsi="Cambria Math"/>
+                    <w:lang w:val="en-US"/>
+                  </w:rPr>
+                  <m:t xml:space="preserve">; </m:t>
                 </m:r>
                 <m:sSub>
                   <m:sSubPr>
@@ -2414,7 +2801,27 @@
                     <w:rFonts w:ascii="Cambria Math" w:hAnsi="Cambria Math"/>
                     <w:lang w:val="en-US"/>
                   </w:rPr>
-                  <m:t xml:space="preserve">=0,263; </m:t>
+                  <m:t>=0,</m:t>
+                </m:r>
+                <m:r>
+                  <w:rPr>
+                    <w:rFonts w:ascii="Cambria Math" w:hAnsi="Cambria Math"/>
+                    <w:lang w:val="en-US"/>
+                  </w:rPr>
+                  <m:t>0</m:t>
+                </m:r>
+                <m:r>
+                  <w:rPr>
+                    <w:rFonts w:ascii="Cambria Math" w:hAnsi="Cambria Math"/>
+                  </w:rPr>
+                  <m:t>42</m:t>
+                </m:r>
+                <m:r>
+                  <w:rPr>
+                    <w:rFonts w:ascii="Cambria Math" w:hAnsi="Cambria Math"/>
+                    <w:lang w:val="en-US"/>
+                  </w:rPr>
+                  <m:t xml:space="preserve">; </m:t>
                 </m:r>
                 <m:sSub>
                   <m:sSubPr>
@@ -2450,7 +2857,27 @@
                     <w:rFonts w:ascii="Cambria Math" w:hAnsi="Cambria Math"/>
                     <w:lang w:val="en-US"/>
                   </w:rPr>
-                  <m:t>=0,564;</m:t>
+                  <m:t>=0,5</m:t>
+                </m:r>
+                <m:r>
+                  <w:rPr>
+                    <w:rFonts w:ascii="Cambria Math" w:hAnsi="Cambria Math"/>
+                    <w:lang w:val="en-US"/>
+                  </w:rPr>
+                  <m:t>8</m:t>
+                </m:r>
+                <m:r>
+                  <w:rPr>
+                    <w:rFonts w:ascii="Cambria Math" w:hAnsi="Cambria Math"/>
+                  </w:rPr>
+                  <m:t>2</m:t>
+                </m:r>
+                <m:r>
+                  <w:rPr>
+                    <w:rFonts w:ascii="Cambria Math" w:hAnsi="Cambria Math"/>
+                    <w:lang w:val="en-US"/>
+                  </w:rPr>
+                  <m:t>;</m:t>
                 </m:r>
                 <m:sSub>
                   <m:sSubPr>
@@ -2486,7 +2913,27 @@
                     <w:rFonts w:ascii="Cambria Math" w:hAnsi="Cambria Math"/>
                     <w:lang w:val="en-US"/>
                   </w:rPr>
-                  <m:t>=0,055.</m:t>
+                  <m:t>=0,</m:t>
+                </m:r>
+                <m:r>
+                  <w:rPr>
+                    <w:rFonts w:ascii="Cambria Math" w:hAnsi="Cambria Math"/>
+                    <w:lang w:val="en-US"/>
+                  </w:rPr>
+                  <m:t>2</m:t>
+                </m:r>
+                <m:r>
+                  <w:rPr>
+                    <w:rFonts w:ascii="Cambria Math" w:hAnsi="Cambria Math"/>
+                  </w:rPr>
+                  <m:t>90</m:t>
+                </m:r>
+                <m:r>
+                  <w:rPr>
+                    <w:rFonts w:ascii="Cambria Math" w:hAnsi="Cambria Math"/>
+                    <w:lang w:val="en-US"/>
+                  </w:rPr>
+                  <m:t>.</m:t>
                 </m:r>
               </m:oMath>
             </m:oMathPara>
@@ -2532,61 +2979,43 @@
         <w:rPr>
           <w:lang w:eastAsia="ru-RU"/>
         </w:rPr>
-        <w:t xml:space="preserve">Таким образом, по мнению эксперта, </w:t>
-      </w:r>
-      <w:r>
-        <w:rPr>
-          <w:lang w:eastAsia="ru-RU"/>
-        </w:rPr>
-        <w:t>лучшим</w:t>
-      </w:r>
-      <w:r>
-        <w:rPr>
-          <w:lang w:eastAsia="ru-RU"/>
-        </w:rPr>
-        <w:t xml:space="preserve"> </w:t>
-      </w:r>
-      <w:r>
-        <w:rPr>
-          <w:lang w:eastAsia="ru-RU"/>
-        </w:rPr>
-        <w:t>решением</w:t>
-      </w:r>
-      <w:r>
-        <w:rPr>
-          <w:lang w:eastAsia="ru-RU"/>
-        </w:rPr>
-        <w:t xml:space="preserve"> является </w:t>
-      </w:r>
-      <w:r>
-        <w:t>переход на газ</w:t>
-      </w:r>
-      <w:r>
-        <w:rPr>
-          <w:lang w:eastAsia="ru-RU"/>
-        </w:rPr>
-        <w:t xml:space="preserve">, следующий за ним – </w:t>
-      </w:r>
-      <w:r>
-        <w:t>использование угля,</w:t>
-      </w:r>
-      <w:r>
-        <w:rPr>
-          <w:lang w:eastAsia="ru-RU"/>
-        </w:rPr>
-        <w:t xml:space="preserve"> </w:t>
-      </w:r>
-      <w:r>
-        <w:t>значительно хуже - использование торфа</w:t>
-      </w:r>
-      <w:r>
-        <w:rPr>
-          <w:lang w:eastAsia="ru-RU"/>
-        </w:rPr>
-        <w:t xml:space="preserve"> и на последнем месте </w:t>
-      </w:r>
-      <w:r>
-        <w:t>отказ от выпуска новой продукции</w:t>
+        <w:t>Таким образом, по оценкам первого эксперта наилучшим является вариант А3 — аренда складских помещений</w:t>
+      </w:r>
+      <w:r>
+        <w:rPr>
+          <w:lang w:eastAsia="ru-RU"/>
+        </w:rPr>
+        <w:t xml:space="preserve">; </w:t>
+      </w:r>
+      <w:r>
+        <w:rPr>
+          <w:lang w:eastAsia="ru-RU"/>
+        </w:rPr>
+        <w:t>далее следует А4 — изменение режима работы для сокращения запасов</w:t>
+      </w:r>
+      <w:r>
+        <w:rPr>
+          <w:lang w:eastAsia="ru-RU"/>
+        </w:rPr>
+        <w:t xml:space="preserve">; </w:t>
+      </w:r>
+      <w:r>
+        <w:rPr>
+          <w:lang w:eastAsia="ru-RU"/>
+        </w:rPr>
+        <w:t>затем А1 — строительство нового склада</w:t>
+      </w:r>
+      <w:r>
+        <w:rPr>
+          <w:lang w:eastAsia="ru-RU"/>
+        </w:rPr>
+        <w:t>;</w:t>
+      </w:r>
+      <w:r>
+        <w:rPr>
+          <w:lang w:eastAsia="ru-RU"/>
+        </w:rPr>
+        <w:t xml:space="preserve"> наименьшую предпочтительность имеет А2 — приобретение склада у другого предприятия</w:t>
       </w:r>
       <w:r>
         <w:rPr>
@@ -2842,7 +3271,63 @@
                     <w:rFonts w:ascii="Cambria Math" w:hAnsi="Cambria Math"/>
                     <w:lang w:val="en-US"/>
                   </w:rPr>
-                  <m:t xml:space="preserve">=1+3+5+1/3=9,33; </m:t>
+                  <m:t>=1+</m:t>
+                </m:r>
+                <m:r>
+                  <w:rPr>
+                    <w:rFonts w:ascii="Cambria Math" w:hAnsi="Cambria Math"/>
+                    <w:lang w:val="en-US"/>
+                  </w:rPr>
+                  <m:t>1/3</m:t>
+                </m:r>
+                <m:r>
+                  <w:rPr>
+                    <w:rFonts w:ascii="Cambria Math" w:hAnsi="Cambria Math"/>
+                    <w:lang w:val="en-US"/>
+                  </w:rPr>
+                  <m:t>+</m:t>
+                </m:r>
+                <m:r>
+                  <w:rPr>
+                    <w:rFonts w:ascii="Cambria Math" w:hAnsi="Cambria Math"/>
+                    <w:lang w:val="en-US"/>
+                  </w:rPr>
+                  <m:t>7</m:t>
+                </m:r>
+                <m:r>
+                  <w:rPr>
+                    <w:rFonts w:ascii="Cambria Math" w:hAnsi="Cambria Math"/>
+                    <w:lang w:val="en-US"/>
+                  </w:rPr>
+                  <m:t>+</m:t>
+                </m:r>
+                <m:r>
+                  <w:rPr>
+                    <w:rFonts w:ascii="Cambria Math" w:hAnsi="Cambria Math"/>
+                    <w:lang w:val="en-US"/>
+                  </w:rPr>
+                  <m:t>5</m:t>
+                </m:r>
+                <m:r>
+                  <w:rPr>
+                    <w:rFonts w:ascii="Cambria Math" w:hAnsi="Cambria Math"/>
+                    <w:lang w:val="en-US"/>
+                  </w:rPr>
+                  <m:t>=</m:t>
+                </m:r>
+                <m:r>
+                  <w:rPr>
+                    <w:rFonts w:ascii="Cambria Math" w:hAnsi="Cambria Math"/>
+                    <w:lang w:val="en-US"/>
+                  </w:rPr>
+                  <m:t>13</m:t>
+                </m:r>
+                <m:r>
+                  <w:rPr>
+                    <w:rFonts w:ascii="Cambria Math" w:hAnsi="Cambria Math"/>
+                    <w:lang w:val="en-US"/>
+                  </w:rPr>
+                  <m:t xml:space="preserve">,33; </m:t>
                 </m:r>
                 <m:sSub>
                   <m:sSubPr>
@@ -2878,7 +3363,21 @@
                     <w:rFonts w:ascii="Cambria Math" w:hAnsi="Cambria Math"/>
                     <w:lang w:val="en-US"/>
                   </w:rPr>
-                  <m:t xml:space="preserve">=4,53; </m:t>
+                  <m:t>=</m:t>
+                </m:r>
+                <m:r>
+                  <w:rPr>
+                    <w:rFonts w:ascii="Cambria Math" w:hAnsi="Cambria Math"/>
+                    <w:lang w:val="en-US"/>
+                  </w:rPr>
+                  <m:t>20</m:t>
+                </m:r>
+                <m:r>
+                  <w:rPr>
+                    <w:rFonts w:ascii="Cambria Math" w:hAnsi="Cambria Math"/>
+                    <w:lang w:val="en-US"/>
+                  </w:rPr>
+                  <m:t xml:space="preserve">; </m:t>
                 </m:r>
                 <m:sSub>
                   <m:sSubPr>
@@ -2914,7 +3413,21 @@
                     <w:rFonts w:ascii="Cambria Math" w:hAnsi="Cambria Math"/>
                     <w:lang w:val="en-US"/>
                   </w:rPr>
-                  <m:t xml:space="preserve">=1,68; </m:t>
+                  <m:t>=1,</m:t>
+                </m:r>
+                <m:r>
+                  <w:rPr>
+                    <w:rFonts w:ascii="Cambria Math" w:hAnsi="Cambria Math"/>
+                    <w:lang w:val="en-US"/>
+                  </w:rPr>
+                  <m:t>59</m:t>
+                </m:r>
+                <m:r>
+                  <w:rPr>
+                    <w:rFonts w:ascii="Cambria Math" w:hAnsi="Cambria Math"/>
+                    <w:lang w:val="en-US"/>
+                  </w:rPr>
+                  <m:t xml:space="preserve">; </m:t>
                 </m:r>
                 <m:sSub>
                   <m:sSubPr>
@@ -2950,7 +3463,21 @@
                     <w:rFonts w:ascii="Cambria Math" w:hAnsi="Cambria Math"/>
                     <w:lang w:val="en-US"/>
                   </w:rPr>
-                  <m:t>=16.</m:t>
+                  <m:t>=</m:t>
+                </m:r>
+                <m:r>
+                  <w:rPr>
+                    <w:rFonts w:ascii="Cambria Math" w:hAnsi="Cambria Math"/>
+                    <w:lang w:val="en-US"/>
+                  </w:rPr>
+                  <m:t>4,34</m:t>
+                </m:r>
+                <m:r>
+                  <w:rPr>
+                    <w:rFonts w:ascii="Cambria Math" w:hAnsi="Cambria Math"/>
+                    <w:lang w:val="en-US"/>
+                  </w:rPr>
+                  <m:t>.</m:t>
                 </m:r>
               </m:oMath>
             </m:oMathPara>
@@ -3213,7 +3740,151 @@
                     <w:rFonts w:ascii="Cambria Math" w:hAnsi="Cambria Math"/>
                     <w:lang w:val="en-US"/>
                   </w:rPr>
-                  <m:t>=9,33∙0,118+4,53∙0,263+1,68∙0,564+16∙0,055==4,119.</m:t>
+                  <m:t>=</m:t>
+                </m:r>
+                <m:r>
+                  <w:rPr>
+                    <w:rFonts w:ascii="Cambria Math" w:hAnsi="Cambria Math"/>
+                    <w:lang w:val="en-US"/>
+                  </w:rPr>
+                  <m:t>13</m:t>
+                </m:r>
+                <m:r>
+                  <w:rPr>
+                    <w:rFonts w:ascii="Cambria Math" w:hAnsi="Cambria Math"/>
+                    <w:lang w:val="en-US"/>
+                  </w:rPr>
+                  <m:t>,33∙</m:t>
+                </m:r>
+                <m:r>
+                  <w:rPr>
+                    <w:rFonts w:ascii="Cambria Math" w:hAnsi="Cambria Math"/>
+                    <w:lang w:val="en-US"/>
+                  </w:rPr>
+                  <m:t>0,0</m:t>
+                </m:r>
+                <m:r>
+                  <w:rPr>
+                    <w:rFonts w:ascii="Cambria Math" w:hAnsi="Cambria Math"/>
+                  </w:rPr>
+                  <m:t>85</m:t>
+                </m:r>
+                <m:r>
+                  <w:rPr>
+                    <w:rFonts w:ascii="Cambria Math" w:hAnsi="Cambria Math"/>
+                    <w:lang w:val="en-US"/>
+                  </w:rPr>
+                  <m:t>+</m:t>
+                </m:r>
+                <m:r>
+                  <w:rPr>
+                    <w:rFonts w:ascii="Cambria Math" w:hAnsi="Cambria Math"/>
+                    <w:lang w:val="en-US"/>
+                  </w:rPr>
+                  <m:t>20</m:t>
+                </m:r>
+                <m:r>
+                  <w:rPr>
+                    <w:rFonts w:ascii="Cambria Math" w:hAnsi="Cambria Math"/>
+                    <w:lang w:val="en-US"/>
+                  </w:rPr>
+                  <m:t>∙</m:t>
+                </m:r>
+                <m:r>
+                  <w:rPr>
+                    <w:rFonts w:ascii="Cambria Math" w:hAnsi="Cambria Math"/>
+                    <w:lang w:val="en-US"/>
+                  </w:rPr>
+                  <m:t>0,0</m:t>
+                </m:r>
+                <m:r>
+                  <w:rPr>
+                    <w:rFonts w:ascii="Cambria Math" w:hAnsi="Cambria Math"/>
+                  </w:rPr>
+                  <m:t>42</m:t>
+                </m:r>
+                <m:r>
+                  <w:rPr>
+                    <w:rFonts w:ascii="Cambria Math" w:hAnsi="Cambria Math"/>
+                    <w:lang w:val="en-US"/>
+                  </w:rPr>
+                  <m:t>+1,</m:t>
+                </m:r>
+                <m:r>
+                  <w:rPr>
+                    <w:rFonts w:ascii="Cambria Math" w:hAnsi="Cambria Math"/>
+                    <w:lang w:val="en-US"/>
+                  </w:rPr>
+                  <m:t>59</m:t>
+                </m:r>
+                <m:r>
+                  <w:rPr>
+                    <w:rFonts w:ascii="Cambria Math" w:hAnsi="Cambria Math"/>
+                    <w:lang w:val="en-US"/>
+                  </w:rPr>
+                  <m:t>∙</m:t>
+                </m:r>
+                <m:r>
+                  <w:rPr>
+                    <w:rFonts w:ascii="Cambria Math" w:hAnsi="Cambria Math"/>
+                    <w:lang w:val="en-US"/>
+                  </w:rPr>
+                  <m:t>0,58</m:t>
+                </m:r>
+                <m:r>
+                  <w:rPr>
+                    <w:rFonts w:ascii="Cambria Math" w:hAnsi="Cambria Math"/>
+                  </w:rPr>
+                  <m:t>2</m:t>
+                </m:r>
+                <m:r>
+                  <w:rPr>
+                    <w:rFonts w:ascii="Cambria Math" w:hAnsi="Cambria Math"/>
+                    <w:lang w:val="en-US"/>
+                  </w:rPr>
+                  <m:t>+</m:t>
+                </m:r>
+                <m:r>
+                  <w:rPr>
+                    <w:rFonts w:ascii="Cambria Math" w:hAnsi="Cambria Math"/>
+                    <w:lang w:val="en-US"/>
+                  </w:rPr>
+                  <m:t>4,34</m:t>
+                </m:r>
+                <m:r>
+                  <w:rPr>
+                    <w:rFonts w:ascii="Cambria Math" w:hAnsi="Cambria Math"/>
+                    <w:lang w:val="en-US"/>
+                  </w:rPr>
+                  <m:t>∙0,</m:t>
+                </m:r>
+                <m:r>
+                  <w:rPr>
+                    <w:rFonts w:ascii="Cambria Math" w:hAnsi="Cambria Math"/>
+                    <w:lang w:val="en-US"/>
+                  </w:rPr>
+                  <m:t>290</m:t>
+                </m:r>
+                <m:r>
+                  <w:rPr>
+                    <w:rFonts w:ascii="Cambria Math" w:hAnsi="Cambria Math"/>
+                    <w:lang w:val="en-US"/>
+                  </w:rPr>
+                  <m:t>==4,1</m:t>
+                </m:r>
+                <m:r>
+                  <w:rPr>
+                    <w:rFonts w:ascii="Cambria Math" w:hAnsi="Cambria Math"/>
+                    <w:lang w:val="en-US"/>
+                  </w:rPr>
+                  <m:t>65</m:t>
+                </m:r>
+                <m:r>
+                  <w:rPr>
+                    <w:rFonts w:ascii="Cambria Math" w:hAnsi="Cambria Math"/>
+                    <w:lang w:val="en-US"/>
+                  </w:rPr>
+                  <m:t>.</m:t>
                 </m:r>
               </m:oMath>
             </m:oMathPara>
@@ -3378,7 +4049,14 @@
                         <w:rFonts w:ascii="Cambria Math" w:hAnsi="Cambria Math"/>
                         <w:lang w:val="en-US"/>
                       </w:rPr>
-                      <m:t>(4,119</m:t>
+                      <m:t>(4,1</m:t>
+                    </m:r>
+                    <m:r>
+                      <w:rPr>
+                        <w:rFonts w:ascii="Cambria Math" w:hAnsi="Cambria Math"/>
+                        <w:lang w:val="en-US"/>
+                      </w:rPr>
+                      <m:t>65</m:t>
                     </m:r>
                     <m:r>
                       <w:rPr>
@@ -3400,7 +4078,13 @@
                   <w:rPr>
                     <w:rFonts w:ascii="Cambria Math" w:hAnsi="Cambria Math"/>
                   </w:rPr>
-                  <m:t>=0,04</m:t>
+                  <m:t>=0,0</m:t>
+                </m:r>
+                <m:r>
+                  <w:rPr>
+                    <w:rFonts w:ascii="Cambria Math" w:hAnsi="Cambria Math"/>
+                  </w:rPr>
+                  <m:t>6</m:t>
                 </m:r>
                 <m:r>
                   <w:rPr>
@@ -3443,6 +4127,7 @@
         </w:rPr>
         <w:t>В зависимости от размера матрицы парных сравнений находятся величина случайной согласованности (</w:t>
       </w:r>
+      <w:proofErr w:type="spellStart"/>
       <w:r>
         <w:rPr>
           <w:i/>
@@ -3451,6 +4136,7 @@
         </w:rPr>
         <w:t>Слс</w:t>
       </w:r>
+      <w:proofErr w:type="spellEnd"/>
       <w:r>
         <w:rPr>
           <w:lang w:eastAsia="ru-RU"/>
@@ -3493,13 +4179,23 @@
         </w:rPr>
         <w:t>C</w:t>
       </w:r>
+      <w:proofErr w:type="spellStart"/>
       <w:r>
         <w:rPr>
           <w:i/>
           <w:iCs/>
           <w:lang w:eastAsia="ru-RU"/>
         </w:rPr>
-        <w:t xml:space="preserve">лс </w:t>
+        <w:t>лс</w:t>
+      </w:r>
+      <w:proofErr w:type="spellEnd"/>
+      <w:r>
+        <w:rPr>
+          <w:i/>
+          <w:iCs/>
+          <w:lang w:eastAsia="ru-RU"/>
+        </w:rPr>
+        <w:t xml:space="preserve"> </w:t>
       </w:r>
       <w:r>
         <w:rPr>
@@ -3665,7 +4361,35 @@
                     <w:rFonts w:ascii="Cambria Math" w:hAnsi="Cambria Math"/>
                     <w:lang w:val="en-US"/>
                   </w:rPr>
-                  <m:t>ОС=0,04/0,9=0,044.</m:t>
+                  <m:t>ОС=0,0</m:t>
+                </m:r>
+                <m:r>
+                  <w:rPr>
+                    <w:rFonts w:ascii="Cambria Math" w:hAnsi="Cambria Math"/>
+                    <w:lang w:val="en-US"/>
+                  </w:rPr>
+                  <m:t>6</m:t>
+                </m:r>
+                <m:r>
+                  <w:rPr>
+                    <w:rFonts w:ascii="Cambria Math" w:hAnsi="Cambria Math"/>
+                    <w:lang w:val="en-US"/>
+                  </w:rPr>
+                  <m:t>/0,9=0,0</m:t>
+                </m:r>
+                <m:r>
+                  <w:rPr>
+                    <w:rFonts w:ascii="Cambria Math" w:hAnsi="Cambria Math"/>
+                    <w:lang w:val="en-US"/>
+                  </w:rPr>
+                  <m:t>613</m:t>
+                </m:r>
+                <m:r>
+                  <w:rPr>
+                    <w:rFonts w:ascii="Cambria Math" w:hAnsi="Cambria Math"/>
+                    <w:lang w:val="en-US"/>
+                  </w:rPr>
+                  <m:t>.</m:t>
                 </m:r>
               </m:oMath>
             </m:oMathPara>
@@ -3748,15 +4472,34 @@
       <w:pPr>
         <w:pStyle w:val="a0"/>
         <w:rPr>
-          <w:lang w:eastAsia="ru-RU"/>
-        </w:rPr>
-      </w:pPr>
-      <w:r>
-        <w:rPr>
-          <w:lang w:eastAsia="ru-RU"/>
-        </w:rPr>
-        <w:t xml:space="preserve">Каждому эксперту предлагается выполнить ранжирование альтернатив по предпочтению. В данном примере каждый эксперт присваивает номер 1 фактору, который (по его мнению) оказывает наибольшее влияние на рост производительности труда; 2 – следующему по важности фактору и т.д. Оценки, указанные экспертами, сводятся в таблицу (матрицу) размером </w:t>
-      </w:r>
+          <w:lang w:val="ru-BY" w:eastAsia="ru-RU"/>
+        </w:rPr>
+      </w:pPr>
+      <w:r>
+        <w:rPr>
+          <w:lang w:eastAsia="ru-RU"/>
+        </w:rPr>
+        <w:t xml:space="preserve">Каждому эксперту предлагается выполнить ранжирование альтернатив по предпочтению. В данном примере каждый эксперт присваивает номер 1 </w:t>
+      </w:r>
+      <w:r>
+        <w:rPr>
+          <w:lang w:val="ru-BY" w:eastAsia="ru-RU"/>
+        </w:rPr>
+        <w:t>наиболее предпочтительной альтернативе обеспечения складских площаде</w:t>
+      </w:r>
+      <w:r>
+        <w:rPr>
+          <w:lang w:val="ru-BY" w:eastAsia="ru-RU"/>
+        </w:rPr>
+        <w:t>й</w:t>
+      </w:r>
+      <w:r>
+        <w:rPr>
+          <w:lang w:eastAsia="ru-RU"/>
+        </w:rPr>
+        <w:t xml:space="preserve">; 2 – следующему по важности фактору и т.д. Оценки, указанные экспертами, сводятся в таблицу (матрицу) размером </w:t>
+      </w:r>
+      <w:proofErr w:type="spellStart"/>
       <w:r>
         <w:rPr>
           <w:i/>
@@ -3779,6 +4522,7 @@
         </w:rPr>
         <w:t>N</w:t>
       </w:r>
+      <w:proofErr w:type="spellEnd"/>
       <w:r>
         <w:rPr>
           <w:lang w:eastAsia="ru-RU"/>
@@ -3819,6 +4563,7 @@
         </w:rPr>
         <w:t xml:space="preserve"> – количество альтернатив (в данном примере – количество факторов роста производительности труда). Обозначим эти оценки как </w:t>
       </w:r>
+      <w:proofErr w:type="spellStart"/>
       <w:r>
         <w:rPr>
           <w:i/>
@@ -3836,6 +4581,7 @@
         </w:rPr>
         <w:t>ij</w:t>
       </w:r>
+      <w:proofErr w:type="spellEnd"/>
       <w:r>
         <w:rPr>
           <w:i/>
@@ -3844,6 +4590,7 @@
         </w:rPr>
         <w:t xml:space="preserve">, </w:t>
       </w:r>
+      <w:proofErr w:type="spellStart"/>
       <w:r>
         <w:rPr>
           <w:i/>
@@ -3852,6 +4599,7 @@
         </w:rPr>
         <w:t>i</w:t>
       </w:r>
+      <w:proofErr w:type="spellEnd"/>
       <w:r>
         <w:rPr>
           <w:i/>
@@ -3922,15 +4670,7 @@
           <w:iCs/>
           <w:lang w:eastAsia="ru-RU"/>
         </w:rPr>
-        <w:t>.</w:t>
-      </w:r>
-      <w:r>
-        <w:rPr>
-          <w:i/>
-          <w:iCs/>
-          <w:lang w:eastAsia="ru-RU"/>
-        </w:rPr>
-        <w:t xml:space="preserve"> </w:t>
+        <w:t xml:space="preserve">. </w:t>
       </w:r>
       <w:r>
         <w:rPr>
@@ -4135,6 +4875,29 @@
               </w:rPr>
             </w:pPr>
             <w:r>
+              <w:rPr>
+                <w:lang w:eastAsia="ru-RU"/>
+              </w:rPr>
+              <w:t>4</w:t>
+            </w:r>
+          </w:p>
+        </w:tc>
+        <w:tc>
+          <w:tcPr>
+            <w:tcW w:w="1869" w:type="dxa"/>
+          </w:tcPr>
+          <w:p>
+            <w:pPr>
+              <w:ind w:firstLine="0"/>
+              <w:jc w:val="center"/>
+              <w:rPr>
+                <w:lang w:eastAsia="ru-RU"/>
+              </w:rPr>
+            </w:pPr>
+            <w:r>
+              <w:rPr>
+                <w:lang w:eastAsia="ru-RU"/>
+              </w:rPr>
               <w:t>3</w:t>
             </w:r>
           </w:p>
@@ -4142,6 +4905,46 @@
         <w:tc>
           <w:tcPr>
             <w:tcW w:w="1869" w:type="dxa"/>
+          </w:tcPr>
+          <w:p>
+            <w:pPr>
+              <w:ind w:firstLine="0"/>
+              <w:jc w:val="center"/>
+              <w:rPr>
+                <w:lang w:eastAsia="ru-RU"/>
+              </w:rPr>
+            </w:pPr>
+            <w:r>
+              <w:t>1</w:t>
+            </w:r>
+          </w:p>
+        </w:tc>
+        <w:tc>
+          <w:tcPr>
+            <w:tcW w:w="1869" w:type="dxa"/>
+          </w:tcPr>
+          <w:p>
+            <w:pPr>
+              <w:ind w:firstLine="0"/>
+              <w:jc w:val="center"/>
+              <w:rPr>
+                <w:lang w:eastAsia="ru-RU"/>
+              </w:rPr>
+            </w:pPr>
+            <w:r>
+              <w:rPr>
+                <w:lang w:eastAsia="ru-RU"/>
+              </w:rPr>
+              <w:t>2</w:t>
+            </w:r>
+          </w:p>
+        </w:tc>
+      </w:tr>
+      <w:tr>
+        <w:tc>
+          <w:tcPr>
+            <w:tcW w:w="1869" w:type="dxa"/>
+            <w:vAlign w:val="center"/>
           </w:tcPr>
           <w:p>
             <w:pPr>
@@ -4169,6 +4972,109 @@
               </w:rPr>
             </w:pPr>
             <w:r>
+              <w:rPr>
+                <w:lang w:eastAsia="ru-RU"/>
+              </w:rPr>
+              <w:t>3</w:t>
+            </w:r>
+          </w:p>
+        </w:tc>
+        <w:tc>
+          <w:tcPr>
+            <w:tcW w:w="1869" w:type="dxa"/>
+          </w:tcPr>
+          <w:p>
+            <w:pPr>
+              <w:ind w:firstLine="0"/>
+              <w:jc w:val="center"/>
+              <w:rPr>
+                <w:lang w:eastAsia="ru-RU"/>
+              </w:rPr>
+            </w:pPr>
+            <w:r>
+              <w:rPr>
+                <w:lang w:eastAsia="ru-RU"/>
+              </w:rPr>
+              <w:t>4</w:t>
+            </w:r>
+          </w:p>
+        </w:tc>
+        <w:tc>
+          <w:tcPr>
+            <w:tcW w:w="1869" w:type="dxa"/>
+          </w:tcPr>
+          <w:p>
+            <w:pPr>
+              <w:ind w:firstLine="0"/>
+              <w:jc w:val="center"/>
+              <w:rPr>
+                <w:lang w:eastAsia="ru-RU"/>
+              </w:rPr>
+            </w:pPr>
+            <w:r>
+              <w:rPr>
+                <w:lang w:eastAsia="ru-RU"/>
+              </w:rPr>
+              <w:t>2</w:t>
+            </w:r>
+          </w:p>
+        </w:tc>
+        <w:tc>
+          <w:tcPr>
+            <w:tcW w:w="1869" w:type="dxa"/>
+          </w:tcPr>
+          <w:p>
+            <w:pPr>
+              <w:ind w:firstLine="0"/>
+              <w:jc w:val="center"/>
+              <w:rPr>
+                <w:lang w:eastAsia="ru-RU"/>
+              </w:rPr>
+            </w:pPr>
+            <w:r>
+              <w:rPr>
+                <w:lang w:eastAsia="ru-RU"/>
+              </w:rPr>
+              <w:t>1</w:t>
+            </w:r>
+          </w:p>
+        </w:tc>
+      </w:tr>
+      <w:tr>
+        <w:tc>
+          <w:tcPr>
+            <w:tcW w:w="1869" w:type="dxa"/>
+            <w:vAlign w:val="center"/>
+          </w:tcPr>
+          <w:p>
+            <w:pPr>
+              <w:ind w:firstLine="0"/>
+              <w:jc w:val="center"/>
+              <w:rPr>
+                <w:lang w:eastAsia="ru-RU"/>
+              </w:rPr>
+            </w:pPr>
+            <w:r>
+              <w:t>3</w:t>
+            </w:r>
+          </w:p>
+        </w:tc>
+        <w:tc>
+          <w:tcPr>
+            <w:tcW w:w="1869" w:type="dxa"/>
+          </w:tcPr>
+          <w:p>
+            <w:pPr>
+              <w:ind w:firstLine="0"/>
+              <w:jc w:val="center"/>
+              <w:rPr>
+                <w:lang w:eastAsia="ru-RU"/>
+              </w:rPr>
+            </w:pPr>
+            <w:r>
+              <w:rPr>
+                <w:lang w:eastAsia="ru-RU"/>
+              </w:rPr>
               <w:t>1</w:t>
             </w:r>
           </w:p>
@@ -4190,12 +5096,9 @@
             </w:r>
           </w:p>
         </w:tc>
-      </w:tr>
-      <w:tr>
         <w:tc>
           <w:tcPr>
             <w:tcW w:w="1869" w:type="dxa"/>
-            <w:vAlign w:val="center"/>
           </w:tcPr>
           <w:p>
             <w:pPr>
@@ -4206,7 +5109,10 @@
               </w:rPr>
             </w:pPr>
             <w:r>
-              <w:t>2</w:t>
+              <w:rPr>
+                <w:lang w:eastAsia="ru-RU"/>
+              </w:rPr>
+              <w:t>3</w:t>
             </w:r>
           </w:p>
         </w:tc>
@@ -4223,146 +5129,10 @@
               </w:rPr>
             </w:pPr>
             <w:r>
+              <w:rPr>
+                <w:lang w:eastAsia="ru-RU"/>
+              </w:rPr>
               <w:t>2</w:t>
-            </w:r>
-          </w:p>
-        </w:tc>
-        <w:tc>
-          <w:tcPr>
-            <w:tcW w:w="1869" w:type="dxa"/>
-          </w:tcPr>
-          <w:p>
-            <w:pPr>
-              <w:ind w:firstLine="0"/>
-              <w:jc w:val="center"/>
-              <w:rPr>
-                <w:lang w:eastAsia="ru-RU"/>
-              </w:rPr>
-            </w:pPr>
-            <w:r>
-              <w:t>1</w:t>
-            </w:r>
-          </w:p>
-        </w:tc>
-        <w:tc>
-          <w:tcPr>
-            <w:tcW w:w="1869" w:type="dxa"/>
-          </w:tcPr>
-          <w:p>
-            <w:pPr>
-              <w:ind w:firstLine="0"/>
-              <w:jc w:val="center"/>
-              <w:rPr>
-                <w:lang w:eastAsia="ru-RU"/>
-              </w:rPr>
-            </w:pPr>
-            <w:r>
-              <w:t>3</w:t>
-            </w:r>
-          </w:p>
-        </w:tc>
-        <w:tc>
-          <w:tcPr>
-            <w:tcW w:w="1869" w:type="dxa"/>
-          </w:tcPr>
-          <w:p>
-            <w:pPr>
-              <w:ind w:firstLine="0"/>
-              <w:jc w:val="center"/>
-              <w:rPr>
-                <w:lang w:eastAsia="ru-RU"/>
-              </w:rPr>
-            </w:pPr>
-            <w:r>
-              <w:t>4</w:t>
-            </w:r>
-          </w:p>
-        </w:tc>
-      </w:tr>
-      <w:tr>
-        <w:tc>
-          <w:tcPr>
-            <w:tcW w:w="1869" w:type="dxa"/>
-            <w:vAlign w:val="center"/>
-          </w:tcPr>
-          <w:p>
-            <w:pPr>
-              <w:ind w:firstLine="0"/>
-              <w:jc w:val="center"/>
-              <w:rPr>
-                <w:lang w:eastAsia="ru-RU"/>
-              </w:rPr>
-            </w:pPr>
-            <w:r>
-              <w:t>3</w:t>
-            </w:r>
-          </w:p>
-        </w:tc>
-        <w:tc>
-          <w:tcPr>
-            <w:tcW w:w="1869" w:type="dxa"/>
-          </w:tcPr>
-          <w:p>
-            <w:pPr>
-              <w:ind w:firstLine="0"/>
-              <w:jc w:val="center"/>
-              <w:rPr>
-                <w:lang w:eastAsia="ru-RU"/>
-              </w:rPr>
-            </w:pPr>
-            <w:r>
-              <w:t>2</w:t>
-            </w:r>
-          </w:p>
-        </w:tc>
-        <w:tc>
-          <w:tcPr>
-            <w:tcW w:w="1869" w:type="dxa"/>
-          </w:tcPr>
-          <w:p>
-            <w:pPr>
-              <w:ind w:firstLine="0"/>
-              <w:jc w:val="center"/>
-              <w:rPr>
-                <w:lang w:eastAsia="ru-RU"/>
-              </w:rPr>
-            </w:pPr>
-            <w:r>
-              <w:t>4</w:t>
-            </w:r>
-          </w:p>
-        </w:tc>
-        <w:tc>
-          <w:tcPr>
-            <w:tcW w:w="1869" w:type="dxa"/>
-          </w:tcPr>
-          <w:p>
-            <w:pPr>
-              <w:ind w:firstLine="0"/>
-              <w:jc w:val="center"/>
-              <w:rPr>
-                <w:lang w:eastAsia="ru-RU"/>
-              </w:rPr>
-            </w:pPr>
-            <w:r>
-              <w:t>1</w:t>
-            </w:r>
-          </w:p>
-        </w:tc>
-        <w:tc>
-          <w:tcPr>
-            <w:tcW w:w="1869" w:type="dxa"/>
-          </w:tcPr>
-          <w:p>
-            <w:pPr>
-              <w:ind w:firstLine="0"/>
-              <w:jc w:val="center"/>
-              <w:rPr>
-                <w:lang w:eastAsia="ru-RU"/>
-              </w:rPr>
-            </w:pPr>
-            <w:r>
-              <w:t>3</w:t>
             </w:r>
           </w:p>
         </w:tc>
@@ -4736,6 +5506,29 @@
               </w:rPr>
             </w:pPr>
             <w:r>
+              <w:rPr>
+                <w:lang w:eastAsia="ru-RU"/>
+              </w:rPr>
+              <w:t>0</w:t>
+            </w:r>
+          </w:p>
+        </w:tc>
+        <w:tc>
+          <w:tcPr>
+            <w:tcW w:w="1869" w:type="dxa"/>
+          </w:tcPr>
+          <w:p>
+            <w:pPr>
+              <w:ind w:firstLine="0"/>
+              <w:jc w:val="center"/>
+              <w:rPr>
+                <w:lang w:eastAsia="ru-RU"/>
+              </w:rPr>
+            </w:pPr>
+            <w:r>
+              <w:rPr>
+                <w:lang w:eastAsia="ru-RU"/>
+              </w:rPr>
               <w:t>1</w:t>
             </w:r>
           </w:p>
@@ -4743,6 +5536,46 @@
         <w:tc>
           <w:tcPr>
             <w:tcW w:w="1869" w:type="dxa"/>
+          </w:tcPr>
+          <w:p>
+            <w:pPr>
+              <w:ind w:firstLine="0"/>
+              <w:jc w:val="center"/>
+              <w:rPr>
+                <w:lang w:eastAsia="ru-RU"/>
+              </w:rPr>
+            </w:pPr>
+            <w:r>
+              <w:t>3</w:t>
+            </w:r>
+          </w:p>
+        </w:tc>
+        <w:tc>
+          <w:tcPr>
+            <w:tcW w:w="1869" w:type="dxa"/>
+          </w:tcPr>
+          <w:p>
+            <w:pPr>
+              <w:ind w:firstLine="0"/>
+              <w:jc w:val="center"/>
+              <w:rPr>
+                <w:lang w:eastAsia="ru-RU"/>
+              </w:rPr>
+            </w:pPr>
+            <w:r>
+              <w:rPr>
+                <w:lang w:eastAsia="ru-RU"/>
+              </w:rPr>
+              <w:t>2</w:t>
+            </w:r>
+          </w:p>
+        </w:tc>
+      </w:tr>
+      <w:tr>
+        <w:tc>
+          <w:tcPr>
+            <w:tcW w:w="1869" w:type="dxa"/>
+            <w:vAlign w:val="center"/>
           </w:tcPr>
           <w:p>
             <w:pPr>
@@ -4770,6 +5603,109 @@
               </w:rPr>
             </w:pPr>
             <w:r>
+              <w:rPr>
+                <w:lang w:eastAsia="ru-RU"/>
+              </w:rPr>
+              <w:t>1</w:t>
+            </w:r>
+          </w:p>
+        </w:tc>
+        <w:tc>
+          <w:tcPr>
+            <w:tcW w:w="1869" w:type="dxa"/>
+          </w:tcPr>
+          <w:p>
+            <w:pPr>
+              <w:ind w:firstLine="0"/>
+              <w:jc w:val="center"/>
+              <w:rPr>
+                <w:lang w:eastAsia="ru-RU"/>
+              </w:rPr>
+            </w:pPr>
+            <w:r>
+              <w:rPr>
+                <w:lang w:eastAsia="ru-RU"/>
+              </w:rPr>
+              <w:t>0</w:t>
+            </w:r>
+          </w:p>
+        </w:tc>
+        <w:tc>
+          <w:tcPr>
+            <w:tcW w:w="1869" w:type="dxa"/>
+          </w:tcPr>
+          <w:p>
+            <w:pPr>
+              <w:ind w:firstLine="0"/>
+              <w:jc w:val="center"/>
+              <w:rPr>
+                <w:lang w:eastAsia="ru-RU"/>
+              </w:rPr>
+            </w:pPr>
+            <w:r>
+              <w:rPr>
+                <w:lang w:eastAsia="ru-RU"/>
+              </w:rPr>
+              <w:t>2</w:t>
+            </w:r>
+          </w:p>
+        </w:tc>
+        <w:tc>
+          <w:tcPr>
+            <w:tcW w:w="1869" w:type="dxa"/>
+          </w:tcPr>
+          <w:p>
+            <w:pPr>
+              <w:ind w:firstLine="0"/>
+              <w:jc w:val="center"/>
+              <w:rPr>
+                <w:lang w:eastAsia="ru-RU"/>
+              </w:rPr>
+            </w:pPr>
+            <w:r>
+              <w:rPr>
+                <w:lang w:eastAsia="ru-RU"/>
+              </w:rPr>
+              <w:t>3</w:t>
+            </w:r>
+          </w:p>
+        </w:tc>
+      </w:tr>
+      <w:tr>
+        <w:tc>
+          <w:tcPr>
+            <w:tcW w:w="1869" w:type="dxa"/>
+            <w:vAlign w:val="center"/>
+          </w:tcPr>
+          <w:p>
+            <w:pPr>
+              <w:ind w:firstLine="0"/>
+              <w:jc w:val="center"/>
+              <w:rPr>
+                <w:lang w:eastAsia="ru-RU"/>
+              </w:rPr>
+            </w:pPr>
+            <w:r>
+              <w:t>3</w:t>
+            </w:r>
+          </w:p>
+        </w:tc>
+        <w:tc>
+          <w:tcPr>
+            <w:tcW w:w="1869" w:type="dxa"/>
+          </w:tcPr>
+          <w:p>
+            <w:pPr>
+              <w:ind w:firstLine="0"/>
+              <w:jc w:val="center"/>
+              <w:rPr>
+                <w:lang w:eastAsia="ru-RU"/>
+              </w:rPr>
+            </w:pPr>
+            <w:r>
+              <w:rPr>
+                <w:lang w:eastAsia="ru-RU"/>
+              </w:rPr>
               <w:t>3</w:t>
             </w:r>
           </w:p>
@@ -4791,12 +5727,9 @@
             </w:r>
           </w:p>
         </w:tc>
-      </w:tr>
-      <w:tr>
         <w:tc>
           <w:tcPr>
             <w:tcW w:w="1869" w:type="dxa"/>
-            <w:vAlign w:val="center"/>
           </w:tcPr>
           <w:p>
             <w:pPr>
@@ -4807,7 +5740,10 @@
               </w:rPr>
             </w:pPr>
             <w:r>
-              <w:t>2</w:t>
+              <w:rPr>
+                <w:lang w:eastAsia="ru-RU"/>
+              </w:rPr>
+              <w:t>1</w:t>
             </w:r>
           </w:p>
         </w:tc>
@@ -4824,146 +5760,10 @@
               </w:rPr>
             </w:pPr>
             <w:r>
+              <w:rPr>
+                <w:lang w:eastAsia="ru-RU"/>
+              </w:rPr>
               <w:t>2</w:t>
-            </w:r>
-          </w:p>
-        </w:tc>
-        <w:tc>
-          <w:tcPr>
-            <w:tcW w:w="1869" w:type="dxa"/>
-          </w:tcPr>
-          <w:p>
-            <w:pPr>
-              <w:ind w:firstLine="0"/>
-              <w:jc w:val="center"/>
-              <w:rPr>
-                <w:lang w:eastAsia="ru-RU"/>
-              </w:rPr>
-            </w:pPr>
-            <w:r>
-              <w:t>3</w:t>
-            </w:r>
-          </w:p>
-        </w:tc>
-        <w:tc>
-          <w:tcPr>
-            <w:tcW w:w="1869" w:type="dxa"/>
-          </w:tcPr>
-          <w:p>
-            <w:pPr>
-              <w:ind w:firstLine="0"/>
-              <w:jc w:val="center"/>
-              <w:rPr>
-                <w:lang w:eastAsia="ru-RU"/>
-              </w:rPr>
-            </w:pPr>
-            <w:r>
-              <w:t>1</w:t>
-            </w:r>
-          </w:p>
-        </w:tc>
-        <w:tc>
-          <w:tcPr>
-            <w:tcW w:w="1869" w:type="dxa"/>
-          </w:tcPr>
-          <w:p>
-            <w:pPr>
-              <w:ind w:firstLine="0"/>
-              <w:jc w:val="center"/>
-              <w:rPr>
-                <w:lang w:eastAsia="ru-RU"/>
-              </w:rPr>
-            </w:pPr>
-            <w:r>
-              <w:t>0</w:t>
-            </w:r>
-          </w:p>
-        </w:tc>
-      </w:tr>
-      <w:tr>
-        <w:tc>
-          <w:tcPr>
-            <w:tcW w:w="1869" w:type="dxa"/>
-            <w:vAlign w:val="center"/>
-          </w:tcPr>
-          <w:p>
-            <w:pPr>
-              <w:ind w:firstLine="0"/>
-              <w:jc w:val="center"/>
-              <w:rPr>
-                <w:lang w:eastAsia="ru-RU"/>
-              </w:rPr>
-            </w:pPr>
-            <w:r>
-              <w:t>3</w:t>
-            </w:r>
-          </w:p>
-        </w:tc>
-        <w:tc>
-          <w:tcPr>
-            <w:tcW w:w="1869" w:type="dxa"/>
-          </w:tcPr>
-          <w:p>
-            <w:pPr>
-              <w:ind w:firstLine="0"/>
-              <w:jc w:val="center"/>
-              <w:rPr>
-                <w:lang w:eastAsia="ru-RU"/>
-              </w:rPr>
-            </w:pPr>
-            <w:r>
-              <w:t>2</w:t>
-            </w:r>
-          </w:p>
-        </w:tc>
-        <w:tc>
-          <w:tcPr>
-            <w:tcW w:w="1869" w:type="dxa"/>
-          </w:tcPr>
-          <w:p>
-            <w:pPr>
-              <w:ind w:firstLine="0"/>
-              <w:jc w:val="center"/>
-              <w:rPr>
-                <w:lang w:eastAsia="ru-RU"/>
-              </w:rPr>
-            </w:pPr>
-            <w:r>
-              <w:t>0</w:t>
-            </w:r>
-          </w:p>
-        </w:tc>
-        <w:tc>
-          <w:tcPr>
-            <w:tcW w:w="1869" w:type="dxa"/>
-          </w:tcPr>
-          <w:p>
-            <w:pPr>
-              <w:ind w:firstLine="0"/>
-              <w:jc w:val="center"/>
-              <w:rPr>
-                <w:lang w:eastAsia="ru-RU"/>
-              </w:rPr>
-            </w:pPr>
-            <w:r>
-              <w:t>3</w:t>
-            </w:r>
-          </w:p>
-        </w:tc>
-        <w:tc>
-          <w:tcPr>
-            <w:tcW w:w="1869" w:type="dxa"/>
-          </w:tcPr>
-          <w:p>
-            <w:pPr>
-              <w:ind w:firstLine="0"/>
-              <w:jc w:val="center"/>
-              <w:rPr>
-                <w:lang w:eastAsia="ru-RU"/>
-              </w:rPr>
-            </w:pPr>
-            <w:r>
-              <w:t>1</w:t>
             </w:r>
           </w:p>
         </w:tc>
@@ -5215,7 +6015,63 @@
                     <w:rFonts w:ascii="Cambria Math" w:hAnsi="Cambria Math"/>
                     <w:lang w:val="en-US"/>
                   </w:rPr>
-                  <m:t xml:space="preserve">= 1+2+2=5; </m:t>
+                  <m:t xml:space="preserve">= </m:t>
+                </m:r>
+                <m:r>
+                  <w:rPr>
+                    <w:rFonts w:ascii="Cambria Math" w:hAnsi="Cambria Math"/>
+                    <w:lang w:val="en-US"/>
+                  </w:rPr>
+                  <m:t>0</m:t>
+                </m:r>
+                <m:r>
+                  <w:rPr>
+                    <w:rFonts w:ascii="Cambria Math" w:hAnsi="Cambria Math"/>
+                    <w:lang w:val="en-US"/>
+                  </w:rPr>
+                  <m:t>+</m:t>
+                </m:r>
+                <m:r>
+                  <w:rPr>
+                    <w:rFonts w:ascii="Cambria Math" w:hAnsi="Cambria Math"/>
+                    <w:lang w:val="en-US"/>
+                  </w:rPr>
+                  <m:t>1</m:t>
+                </m:r>
+                <m:r>
+                  <w:rPr>
+                    <w:rFonts w:ascii="Cambria Math" w:hAnsi="Cambria Math"/>
+                    <w:lang w:val="en-US"/>
+                  </w:rPr>
+                  <m:t>+</m:t>
+                </m:r>
+                <m:r>
+                  <w:rPr>
+                    <w:rFonts w:ascii="Cambria Math" w:hAnsi="Cambria Math"/>
+                    <w:lang w:val="en-US"/>
+                  </w:rPr>
+                  <m:t>3</m:t>
+                </m:r>
+                <m:r>
+                  <w:rPr>
+                    <w:rFonts w:ascii="Cambria Math" w:hAnsi="Cambria Math"/>
+                    <w:lang w:val="en-US"/>
+                  </w:rPr>
+                  <m:t>=</m:t>
+                </m:r>
+                <m:r>
+                  <w:rPr>
+                    <w:rFonts w:ascii="Cambria Math" w:hAnsi="Cambria Math"/>
+                    <w:lang w:val="en-US"/>
+                  </w:rPr>
+                  <m:t>4</m:t>
+                </m:r>
+                <m:r>
+                  <w:rPr>
+                    <w:rFonts w:ascii="Cambria Math" w:hAnsi="Cambria Math"/>
+                    <w:lang w:val="en-US"/>
+                  </w:rPr>
+                  <m:t xml:space="preserve">; </m:t>
                 </m:r>
                 <m:sSub>
                   <m:sSubPr>
@@ -5251,7 +6107,21 @@
                     <w:rFonts w:ascii="Cambria Math" w:hAnsi="Cambria Math"/>
                     <w:lang w:val="en-US"/>
                   </w:rPr>
-                  <m:t xml:space="preserve">=5; </m:t>
+                  <m:t>=</m:t>
+                </m:r>
+                <m:r>
+                  <w:rPr>
+                    <w:rFonts w:ascii="Cambria Math" w:hAnsi="Cambria Math"/>
+                    <w:lang w:val="en-US"/>
+                  </w:rPr>
+                  <m:t>1</m:t>
+                </m:r>
+                <m:r>
+                  <w:rPr>
+                    <w:rFonts w:ascii="Cambria Math" w:hAnsi="Cambria Math"/>
+                    <w:lang w:val="en-US"/>
+                  </w:rPr>
+                  <m:t xml:space="preserve">; </m:t>
                 </m:r>
                 <m:sSub>
                   <m:sSubPr>
@@ -5287,7 +6157,21 @@
                     <w:rFonts w:ascii="Cambria Math" w:hAnsi="Cambria Math"/>
                     <w:lang w:val="en-US"/>
                   </w:rPr>
-                  <m:t>=7;</m:t>
+                  <m:t>=</m:t>
+                </m:r>
+                <m:r>
+                  <w:rPr>
+                    <w:rFonts w:ascii="Cambria Math" w:hAnsi="Cambria Math"/>
+                    <w:lang w:val="en-US"/>
+                  </w:rPr>
+                  <m:t>6</m:t>
+                </m:r>
+                <m:r>
+                  <w:rPr>
+                    <w:rFonts w:ascii="Cambria Math" w:hAnsi="Cambria Math"/>
+                    <w:lang w:val="en-US"/>
+                  </w:rPr>
+                  <m:t>;</m:t>
                 </m:r>
                 <m:sSub>
                   <m:sSubPr>
@@ -5323,7 +6207,21 @@
                     <w:rFonts w:ascii="Cambria Math" w:hAnsi="Cambria Math"/>
                     <w:lang w:val="en-US"/>
                   </w:rPr>
-                  <m:t>=1.</m:t>
+                  <m:t>=</m:t>
+                </m:r>
+                <m:r>
+                  <w:rPr>
+                    <w:rFonts w:ascii="Cambria Math" w:hAnsi="Cambria Math"/>
+                    <w:lang w:val="en-US"/>
+                  </w:rPr>
+                  <m:t>7</m:t>
+                </m:r>
+                <m:r>
+                  <w:rPr>
+                    <w:rFonts w:ascii="Cambria Math" w:hAnsi="Cambria Math"/>
+                    <w:lang w:val="en-US"/>
+                  </w:rPr>
+                  <m:t>.</m:t>
                 </m:r>
               </m:oMath>
             </m:oMathPara>
@@ -5532,7 +6430,63 @@
                     <w:rFonts w:ascii="Cambria Math" w:hAnsi="Cambria Math"/>
                     <w:lang w:val="en-US"/>
                   </w:rPr>
-                  <m:t>C=5+5+7+1=18.</m:t>
+                  <m:t>C=</m:t>
+                </m:r>
+                <m:r>
+                  <w:rPr>
+                    <w:rFonts w:ascii="Cambria Math" w:hAnsi="Cambria Math"/>
+                    <w:lang w:val="en-US"/>
+                  </w:rPr>
+                  <m:t>4</m:t>
+                </m:r>
+                <m:r>
+                  <w:rPr>
+                    <w:rFonts w:ascii="Cambria Math" w:hAnsi="Cambria Math"/>
+                    <w:lang w:val="en-US"/>
+                  </w:rPr>
+                  <m:t>+</m:t>
+                </m:r>
+                <m:r>
+                  <w:rPr>
+                    <w:rFonts w:ascii="Cambria Math" w:hAnsi="Cambria Math"/>
+                    <w:lang w:val="en-US"/>
+                  </w:rPr>
+                  <m:t>1</m:t>
+                </m:r>
+                <m:r>
+                  <w:rPr>
+                    <w:rFonts w:ascii="Cambria Math" w:hAnsi="Cambria Math"/>
+                    <w:lang w:val="en-US"/>
+                  </w:rPr>
+                  <m:t>+</m:t>
+                </m:r>
+                <m:r>
+                  <w:rPr>
+                    <w:rFonts w:ascii="Cambria Math" w:hAnsi="Cambria Math"/>
+                    <w:lang w:val="en-US"/>
+                  </w:rPr>
+                  <m:t>6</m:t>
+                </m:r>
+                <m:r>
+                  <w:rPr>
+                    <w:rFonts w:ascii="Cambria Math" w:hAnsi="Cambria Math"/>
+                    <w:lang w:val="en-US"/>
+                  </w:rPr>
+                  <m:t>+</m:t>
+                </m:r>
+                <m:r>
+                  <w:rPr>
+                    <w:rFonts w:ascii="Cambria Math" w:hAnsi="Cambria Math"/>
+                    <w:lang w:val="en-US"/>
+                  </w:rPr>
+                  <m:t>7</m:t>
+                </m:r>
+                <m:r>
+                  <w:rPr>
+                    <w:rFonts w:ascii="Cambria Math" w:hAnsi="Cambria Math"/>
+                    <w:lang w:val="en-US"/>
+                  </w:rPr>
+                  <m:t>=18.</m:t>
                 </m:r>
               </m:oMath>
             </m:oMathPara>
@@ -5803,7 +6757,7 @@
                         <w:rFonts w:ascii="Cambria Math" w:hAnsi="Cambria Math"/>
                         <w:lang w:val="en-US"/>
                       </w:rPr>
-                      <m:t>5</m:t>
+                      <m:t>4</m:t>
                     </m:r>
                   </m:num>
                   <m:den>
@@ -5821,7 +6775,27 @@
                     <w:rFonts w:ascii="Cambria Math" w:hAnsi="Cambria Math"/>
                     <w:lang w:val="en-US"/>
                   </w:rPr>
-                  <m:t xml:space="preserve">=0,278; </m:t>
+                  <m:t>=0,2</m:t>
+                </m:r>
+                <m:r>
+                  <w:rPr>
+                    <w:rFonts w:ascii="Cambria Math" w:hAnsi="Cambria Math"/>
+                    <w:lang w:val="en-US"/>
+                  </w:rPr>
+                  <m:t>2</m:t>
+                </m:r>
+                <m:r>
+                  <w:rPr>
+                    <w:rFonts w:ascii="Cambria Math" w:hAnsi="Cambria Math"/>
+                  </w:rPr>
+                  <m:t>2</m:t>
+                </m:r>
+                <m:r>
+                  <w:rPr>
+                    <w:rFonts w:ascii="Cambria Math" w:hAnsi="Cambria Math"/>
+                    <w:lang w:val="en-US"/>
+                  </w:rPr>
+                  <m:t xml:space="preserve">; </m:t>
                 </m:r>
                 <m:sSub>
                   <m:sSubPr>
@@ -5857,7 +6831,27 @@
                     <w:rFonts w:ascii="Cambria Math" w:hAnsi="Cambria Math"/>
                     <w:lang w:val="en-US"/>
                   </w:rPr>
-                  <m:t xml:space="preserve">=0,278; </m:t>
+                  <m:t>=0,</m:t>
+                </m:r>
+                <m:r>
+                  <w:rPr>
+                    <w:rFonts w:ascii="Cambria Math" w:hAnsi="Cambria Math"/>
+                    <w:lang w:val="en-US"/>
+                  </w:rPr>
+                  <m:t>0</m:t>
+                </m:r>
+                <m:r>
+                  <w:rPr>
+                    <w:rFonts w:ascii="Cambria Math" w:hAnsi="Cambria Math"/>
+                  </w:rPr>
+                  <m:t>56</m:t>
+                </m:r>
+                <m:r>
+                  <w:rPr>
+                    <w:rFonts w:ascii="Cambria Math" w:hAnsi="Cambria Math"/>
+                    <w:lang w:val="en-US"/>
+                  </w:rPr>
+                  <m:t xml:space="preserve">; </m:t>
                 </m:r>
                 <m:sSub>
                   <m:sSubPr>
@@ -5893,7 +6887,21 @@
                     <w:rFonts w:ascii="Cambria Math" w:hAnsi="Cambria Math"/>
                     <w:lang w:val="en-US"/>
                   </w:rPr>
-                  <m:t>=0,389;</m:t>
+                  <m:t>=0,3</m:t>
+                </m:r>
+                <m:r>
+                  <w:rPr>
+                    <w:rFonts w:ascii="Cambria Math" w:hAnsi="Cambria Math"/>
+                    <w:lang w:val="en-US"/>
+                  </w:rPr>
+                  <m:t>33</m:t>
+                </m:r>
+                <m:r>
+                  <w:rPr>
+                    <w:rFonts w:ascii="Cambria Math" w:hAnsi="Cambria Math"/>
+                    <w:lang w:val="en-US"/>
+                  </w:rPr>
+                  <m:t>;</m:t>
                 </m:r>
                 <m:sSub>
                   <m:sSubPr>
@@ -5929,7 +6937,21 @@
                     <w:rFonts w:ascii="Cambria Math" w:hAnsi="Cambria Math"/>
                     <w:lang w:val="en-US"/>
                   </w:rPr>
-                  <m:t>=0,056.</m:t>
+                  <m:t>=0,</m:t>
+                </m:r>
+                <m:r>
+                  <w:rPr>
+                    <w:rFonts w:ascii="Cambria Math" w:hAnsi="Cambria Math"/>
+                    <w:lang w:val="en-US"/>
+                  </w:rPr>
+                  <m:t>389</m:t>
+                </m:r>
+                <m:r>
+                  <w:rPr>
+                    <w:rFonts w:ascii="Cambria Math" w:hAnsi="Cambria Math"/>
+                    <w:lang w:val="en-US"/>
+                  </w:rPr>
+                  <m:t>.</m:t>
                 </m:r>
               </m:oMath>
             </m:oMathPara>
@@ -5955,7 +6977,7 @@
     <w:p>
       <w:pPr>
         <w:rPr>
-          <w:lang w:eastAsia="ru-RU"/>
+          <w:lang w:val="ru-BY" w:eastAsia="ru-RU"/>
         </w:rPr>
       </w:pPr>
       <w:r>
@@ -5968,104 +6990,65 @@
         <w:rPr>
           <w:lang w:eastAsia="ru-RU"/>
         </w:rPr>
-        <w:t>пертов). В данном примере самой предпочтительной</w:t>
-      </w:r>
-      <w:r>
-        <w:rPr>
-          <w:lang w:eastAsia="ru-RU"/>
-        </w:rPr>
-        <w:t xml:space="preserve"> альтернатив</w:t>
-      </w:r>
-      <w:r>
-        <w:rPr>
-          <w:lang w:eastAsia="ru-RU"/>
-        </w:rPr>
-        <w:t>ой</w:t>
-      </w:r>
-      <w:r>
-        <w:rPr>
-          <w:lang w:eastAsia="ru-RU"/>
-        </w:rPr>
-        <w:t xml:space="preserve"> явля</w:t>
-      </w:r>
-      <w:r>
-        <w:rPr>
-          <w:lang w:eastAsia="ru-RU"/>
-        </w:rPr>
-        <w:t>ется</w:t>
-      </w:r>
-      <w:r>
-        <w:rPr>
-          <w:lang w:eastAsia="ru-RU"/>
+        <w:t xml:space="preserve">пертов). В данном примере </w:t>
+      </w:r>
+      <w:r>
+        <w:rPr>
+          <w:lang w:val="ru-BY" w:eastAsia="ru-RU"/>
+        </w:rPr>
+        <w:t>изменить режим работы для сокращения запасов</w:t>
+      </w:r>
+      <w:r>
+        <w:rPr>
+          <w:lang w:eastAsia="ru-RU"/>
+        </w:rPr>
+        <w:t xml:space="preserve">; </w:t>
+      </w:r>
+      <w:r>
+        <w:rPr>
+          <w:lang w:val="ru-BY" w:eastAsia="ru-RU"/>
+        </w:rPr>
+        <w:t>арендовать склад</w:t>
+      </w:r>
+      <w:r>
+        <w:rPr>
+          <w:lang w:val="ru-BY" w:eastAsia="ru-RU"/>
+        </w:rPr>
+        <w:t xml:space="preserve">; </w:t>
+      </w:r>
+      <w:r>
+        <w:rPr>
+          <w:lang w:val="ru-BY" w:eastAsia="ru-RU"/>
+        </w:rPr>
+        <w:t>затем A1 — построить новый склад</w:t>
+      </w:r>
+      <w:r>
+        <w:rPr>
+          <w:lang w:eastAsia="ru-RU"/>
+        </w:rPr>
+        <w:t xml:space="preserve">; </w:t>
+      </w:r>
+      <w:r>
+        <w:rPr>
+          <w:lang w:val="ru-BY" w:eastAsia="ru-RU"/>
+        </w:rPr>
+        <w:t>наименее предпочтительна</w:t>
+      </w:r>
+      <w:r>
+        <w:rPr>
+          <w:lang w:val="ru-BY" w:eastAsia="ru-RU"/>
         </w:rPr>
         <w:t xml:space="preserve"> </w:t>
       </w:r>
       <w:r>
-        <w:t>переход на использование газа и проложение газопровода</w:t>
-      </w:r>
-      <w:r>
-        <w:rPr>
-          <w:lang w:eastAsia="ru-RU"/>
-        </w:rPr>
-        <w:t>; менее предпочтительн</w:t>
-      </w:r>
-      <w:r>
-        <w:rPr>
-          <w:lang w:eastAsia="ru-RU"/>
-        </w:rPr>
-        <w:t>ыми</w:t>
-      </w:r>
-      <w:r>
-        <w:rPr>
-          <w:lang w:eastAsia="ru-RU"/>
-        </w:rPr>
-        <w:t xml:space="preserve"> альтернатив</w:t>
-      </w:r>
-      <w:r>
-        <w:rPr>
-          <w:lang w:eastAsia="ru-RU"/>
-        </w:rPr>
-        <w:t>ами</w:t>
-      </w:r>
-      <w:r>
-        <w:rPr>
-          <w:lang w:eastAsia="ru-RU"/>
-        </w:rPr>
-        <w:t xml:space="preserve"> явля</w:t>
-      </w:r>
-      <w:r>
-        <w:rPr>
-          <w:lang w:eastAsia="ru-RU"/>
-        </w:rPr>
-        <w:t>ются</w:t>
-      </w:r>
-      <w:r>
-        <w:rPr>
-          <w:lang w:eastAsia="ru-RU"/>
-        </w:rPr>
-        <w:t xml:space="preserve"> </w:t>
-      </w:r>
-      <w:r>
-        <w:t>использование торфа и угля</w:t>
-      </w:r>
-      <w:r>
-        <w:rPr>
-          <w:lang w:eastAsia="ru-RU"/>
-        </w:rPr>
-        <w:t>,</w:t>
-      </w:r>
-      <w:r>
-        <w:rPr>
-          <w:lang w:eastAsia="ru-RU"/>
-        </w:rPr>
-        <w:t xml:space="preserve"> а наименее важной альтернативой стал </w:t>
-      </w:r>
-      <w:r>
-        <w:t>отказ от выпуска новой продукции</w:t>
-      </w:r>
-      <w:r>
-        <w:rPr>
-          <w:lang w:eastAsia="ru-RU"/>
+        <w:rPr>
+          <w:lang w:val="ru-BY" w:eastAsia="ru-RU"/>
+        </w:rPr>
+        <w:t>приобрести складские помещения</w:t>
+      </w:r>
+      <w:r>
+        <w:rPr>
+          <w:lang w:val="ru-BY" w:eastAsia="ru-RU"/>
         </w:rPr>
         <w:t>.</w:t>
       </w:r>
@@ -6080,7 +7063,21 @@
         <w:rPr>
           <w:lang w:eastAsia="ru-RU"/>
         </w:rPr>
-        <w:t>Для проверки согласованности мнений экспертов вычисляется величина, называемая коэффициентом конкордации (</w:t>
+        <w:t xml:space="preserve">Для проверки согласованности мнений экспертов вычисляется величина, называемая коэффициентом </w:t>
+      </w:r>
+      <w:proofErr w:type="spellStart"/>
+      <w:r>
+        <w:rPr>
+          <w:lang w:eastAsia="ru-RU"/>
+        </w:rPr>
+        <w:t>конкордации</w:t>
+      </w:r>
+      <w:proofErr w:type="spellEnd"/>
+      <w:r>
+        <w:rPr>
+          <w:lang w:eastAsia="ru-RU"/>
+        </w:rPr>
+        <w:t xml:space="preserve"> (</w:t>
       </w:r>
       <w:r>
         <w:rPr>
@@ -6342,7 +7339,63 @@
                     <w:rFonts w:ascii="Cambria Math" w:hAnsi="Cambria Math"/>
                     <w:lang w:val="en-US"/>
                   </w:rPr>
-                  <m:t xml:space="preserve">= 3+2+2=7; </m:t>
+                  <m:t xml:space="preserve">= </m:t>
+                </m:r>
+                <m:r>
+                  <w:rPr>
+                    <w:rFonts w:ascii="Cambria Math" w:hAnsi="Cambria Math"/>
+                    <w:lang w:val="en-US"/>
+                  </w:rPr>
+                  <m:t>4</m:t>
+                </m:r>
+                <m:r>
+                  <w:rPr>
+                    <w:rFonts w:ascii="Cambria Math" w:hAnsi="Cambria Math"/>
+                    <w:lang w:val="en-US"/>
+                  </w:rPr>
+                  <m:t>+</m:t>
+                </m:r>
+                <m:r>
+                  <w:rPr>
+                    <w:rFonts w:ascii="Cambria Math" w:hAnsi="Cambria Math"/>
+                    <w:lang w:val="en-US"/>
+                  </w:rPr>
+                  <m:t>3</m:t>
+                </m:r>
+                <m:r>
+                  <w:rPr>
+                    <w:rFonts w:ascii="Cambria Math" w:hAnsi="Cambria Math"/>
+                    <w:lang w:val="en-US"/>
+                  </w:rPr>
+                  <m:t>+</m:t>
+                </m:r>
+                <m:r>
+                  <w:rPr>
+                    <w:rFonts w:ascii="Cambria Math" w:hAnsi="Cambria Math"/>
+                    <w:lang w:val="en-US"/>
+                  </w:rPr>
+                  <m:t>1</m:t>
+                </m:r>
+                <m:r>
+                  <w:rPr>
+                    <w:rFonts w:ascii="Cambria Math" w:hAnsi="Cambria Math"/>
+                    <w:lang w:val="en-US"/>
+                  </w:rPr>
+                  <m:t>=</m:t>
+                </m:r>
+                <m:r>
+                  <w:rPr>
+                    <w:rFonts w:ascii="Cambria Math" w:hAnsi="Cambria Math"/>
+                    <w:lang w:val="en-US"/>
+                  </w:rPr>
+                  <m:t>8</m:t>
+                </m:r>
+                <m:r>
+                  <w:rPr>
+                    <w:rFonts w:ascii="Cambria Math" w:hAnsi="Cambria Math"/>
+                    <w:lang w:val="en-US"/>
+                  </w:rPr>
+                  <m:t xml:space="preserve">; </m:t>
                 </m:r>
                 <m:sSub>
                   <m:sSubPr>
@@ -6378,7 +7431,21 @@
                     <w:rFonts w:ascii="Cambria Math" w:hAnsi="Cambria Math"/>
                     <w:lang w:val="en-US"/>
                   </w:rPr>
-                  <m:t xml:space="preserve">=7; </m:t>
+                  <m:t>=</m:t>
+                </m:r>
+                <m:r>
+                  <w:rPr>
+                    <w:rFonts w:ascii="Cambria Math" w:hAnsi="Cambria Math"/>
+                    <w:lang w:val="en-US"/>
+                  </w:rPr>
+                  <m:t>11</m:t>
+                </m:r>
+                <m:r>
+                  <w:rPr>
+                    <w:rFonts w:ascii="Cambria Math" w:hAnsi="Cambria Math"/>
+                    <w:lang w:val="en-US"/>
+                  </w:rPr>
+                  <m:t xml:space="preserve">; </m:t>
                 </m:r>
                 <m:sSub>
                   <m:sSubPr>
@@ -6414,7 +7481,21 @@
                     <w:rFonts w:ascii="Cambria Math" w:hAnsi="Cambria Math"/>
                     <w:lang w:val="en-US"/>
                   </w:rPr>
-                  <m:t xml:space="preserve">=5; </m:t>
+                  <m:t>=</m:t>
+                </m:r>
+                <m:r>
+                  <w:rPr>
+                    <w:rFonts w:ascii="Cambria Math" w:hAnsi="Cambria Math"/>
+                    <w:lang w:val="en-US"/>
+                  </w:rPr>
+                  <m:t>6</m:t>
+                </m:r>
+                <m:r>
+                  <w:rPr>
+                    <w:rFonts w:ascii="Cambria Math" w:hAnsi="Cambria Math"/>
+                    <w:lang w:val="en-US"/>
+                  </w:rPr>
+                  <m:t xml:space="preserve">; </m:t>
                 </m:r>
                 <m:sSub>
                   <m:sSubPr>
@@ -6450,7 +7531,21 @@
                     <w:rFonts w:ascii="Cambria Math" w:hAnsi="Cambria Math"/>
                     <w:lang w:val="en-US"/>
                   </w:rPr>
-                  <m:t>=11.</m:t>
+                  <m:t>=</m:t>
+                </m:r>
+                <m:r>
+                  <w:rPr>
+                    <w:rFonts w:ascii="Cambria Math" w:hAnsi="Cambria Math"/>
+                    <w:lang w:val="en-US"/>
+                  </w:rPr>
+                  <m:t>5</m:t>
+                </m:r>
+                <m:r>
+                  <w:rPr>
+                    <w:rFonts w:ascii="Cambria Math" w:hAnsi="Cambria Math"/>
+                    <w:lang w:val="en-US"/>
+                  </w:rPr>
+                  <m:t>.</m:t>
                 </m:r>
               </m:oMath>
             </m:oMathPara>
@@ -6923,7 +8018,21 @@
                         <w:rFonts w:ascii="Cambria Math" w:hAnsi="Cambria Math"/>
                         <w:lang w:val="en-US"/>
                       </w:rPr>
-                      <m:t>(7-7,5)</m:t>
+                      <m:t>(</m:t>
+                    </m:r>
+                    <m:r>
+                      <w:rPr>
+                        <w:rFonts w:ascii="Cambria Math" w:hAnsi="Cambria Math"/>
+                        <w:lang w:val="en-US"/>
+                      </w:rPr>
+                      <m:t>8</m:t>
+                    </m:r>
+                    <m:r>
+                      <w:rPr>
+                        <w:rFonts w:ascii="Cambria Math" w:hAnsi="Cambria Math"/>
+                        <w:lang w:val="en-US"/>
+                      </w:rPr>
+                      <m:t>-7,5)</m:t>
                     </m:r>
                   </m:e>
                   <m:sup>
@@ -6959,7 +8068,21 @@
                         <w:rFonts w:ascii="Cambria Math" w:hAnsi="Cambria Math"/>
                         <w:lang w:val="en-US"/>
                       </w:rPr>
-                      <m:t>(7-7,5)</m:t>
+                      <m:t>(</m:t>
+                    </m:r>
+                    <m:r>
+                      <w:rPr>
+                        <w:rFonts w:ascii="Cambria Math" w:hAnsi="Cambria Math"/>
+                        <w:lang w:val="en-US"/>
+                      </w:rPr>
+                      <m:t>11</m:t>
+                    </m:r>
+                    <m:r>
+                      <w:rPr>
+                        <w:rFonts w:ascii="Cambria Math" w:hAnsi="Cambria Math"/>
+                        <w:lang w:val="en-US"/>
+                      </w:rPr>
+                      <m:t>-7,5)</m:t>
                     </m:r>
                   </m:e>
                   <m:sup>
@@ -6995,7 +8118,21 @@
                         <w:rFonts w:ascii="Cambria Math" w:hAnsi="Cambria Math"/>
                         <w:lang w:val="en-US"/>
                       </w:rPr>
-                      <m:t>(5-7,5)</m:t>
+                      <m:t>(</m:t>
+                    </m:r>
+                    <m:r>
+                      <w:rPr>
+                        <w:rFonts w:ascii="Cambria Math" w:hAnsi="Cambria Math"/>
+                        <w:lang w:val="en-US"/>
+                      </w:rPr>
+                      <m:t>6</m:t>
+                    </m:r>
+                    <m:r>
+                      <w:rPr>
+                        <w:rFonts w:ascii="Cambria Math" w:hAnsi="Cambria Math"/>
+                        <w:lang w:val="en-US"/>
+                      </w:rPr>
+                      <m:t>-7,5)</m:t>
                     </m:r>
                   </m:e>
                   <m:sup>
@@ -7031,7 +8168,21 @@
                         <w:rFonts w:ascii="Cambria Math" w:hAnsi="Cambria Math"/>
                         <w:lang w:val="en-US"/>
                       </w:rPr>
-                      <m:t>(11-7,5)</m:t>
+                      <m:t>(</m:t>
+                    </m:r>
+                    <m:r>
+                      <w:rPr>
+                        <w:rFonts w:ascii="Cambria Math" w:hAnsi="Cambria Math"/>
+                        <w:lang w:val="en-US"/>
+                      </w:rPr>
+                      <m:t>5</m:t>
+                    </m:r>
+                    <m:r>
+                      <w:rPr>
+                        <w:rFonts w:ascii="Cambria Math" w:hAnsi="Cambria Math"/>
+                        <w:lang w:val="en-US"/>
+                      </w:rPr>
+                      <m:t>-7,5)</m:t>
                     </m:r>
                   </m:e>
                   <m:sup>
@@ -7049,7 +8200,21 @@
                     <w:rFonts w:ascii="Cambria Math" w:hAnsi="Cambria Math"/>
                     <w:lang w:val="en-US"/>
                   </w:rPr>
-                  <m:t>=19.</m:t>
+                  <m:t>=</m:t>
+                </m:r>
+                <m:r>
+                  <w:rPr>
+                    <w:rFonts w:ascii="Cambria Math" w:hAnsi="Cambria Math"/>
+                    <w:lang w:val="en-US"/>
+                  </w:rPr>
+                  <m:t>21</m:t>
+                </m:r>
+                <m:r>
+                  <w:rPr>
+                    <w:rFonts w:ascii="Cambria Math" w:hAnsi="Cambria Math"/>
+                    <w:lang w:val="en-US"/>
+                  </w:rPr>
+                  <m:t>.</m:t>
                 </m:r>
               </m:oMath>
             </m:oMathPara>
@@ -7083,7 +8248,21 @@
         <w:rPr>
           <w:lang w:eastAsia="ru-RU"/>
         </w:rPr>
-        <w:t>Последним шагом находится коэффициент конкордации:</w:t>
+        <w:t xml:space="preserve">Последним шагом находится коэффициент </w:t>
+      </w:r>
+      <w:proofErr w:type="spellStart"/>
+      <w:r>
+        <w:rPr>
+          <w:lang w:eastAsia="ru-RU"/>
+        </w:rPr>
+        <w:t>конкордации</w:t>
+      </w:r>
+      <w:proofErr w:type="spellEnd"/>
+      <w:r>
+        <w:rPr>
+          <w:lang w:eastAsia="ru-RU"/>
+        </w:rPr>
+        <w:t>:</w:t>
       </w:r>
     </w:p>
     <w:tbl>
@@ -7292,14 +8471,47 @@
                   <w:rPr>
                     <w:rFonts w:ascii="Cambria Math" w:hAnsi="Cambria Math"/>
                   </w:rPr>
-                  <m:t>∙19/(9∙4∙15)</m:t>
-                </m:r>
-                <m:r>
-                  <w:rPr>
-                    <w:rFonts w:ascii="Cambria Math" w:hAnsi="Cambria Math"/>
-                    <w:lang w:val="en-US"/>
-                  </w:rPr>
-                  <m:t>=0,422.</m:t>
+                  <m:t>∙</m:t>
+                </m:r>
+                <m:r>
+                  <w:rPr>
+                    <w:rFonts w:ascii="Cambria Math" w:hAnsi="Cambria Math"/>
+                  </w:rPr>
+                  <m:t>2</m:t>
+                </m:r>
+                <m:r>
+                  <w:rPr>
+                    <w:rFonts w:ascii="Cambria Math" w:hAnsi="Cambria Math"/>
+                    <w:lang w:val="en-US"/>
+                  </w:rPr>
+                  <m:t>1</m:t>
+                </m:r>
+                <m:r>
+                  <w:rPr>
+                    <w:rFonts w:ascii="Cambria Math" w:hAnsi="Cambria Math"/>
+                  </w:rPr>
+                  <m:t>/(9∙4∙15)</m:t>
+                </m:r>
+                <m:r>
+                  <w:rPr>
+                    <w:rFonts w:ascii="Cambria Math" w:hAnsi="Cambria Math"/>
+                    <w:lang w:val="en-US"/>
+                  </w:rPr>
+                  <m:t>=0,4</m:t>
+                </m:r>
+                <m:r>
+                  <w:rPr>
+                    <w:rFonts w:ascii="Cambria Math" w:hAnsi="Cambria Math"/>
+                    <w:lang w:val="en-US"/>
+                  </w:rPr>
+                  <m:t>67</m:t>
+                </m:r>
+                <m:r>
+                  <w:rPr>
+                    <w:rFonts w:ascii="Cambria Math" w:hAnsi="Cambria Math"/>
+                    <w:lang w:val="en-US"/>
+                  </w:rPr>
+                  <m:t>.</m:t>
                 </m:r>
               </m:oMath>
             </m:oMathPara>
@@ -7381,6 +8593,7 @@
         </w:rPr>
         <w:t xml:space="preserve"> </w:t>
       </w:r>
+      <w:proofErr w:type="gramStart"/>
       <w:r>
         <w:rPr>
           <w:i/>
@@ -7393,7 +8606,14 @@
         <w:rPr>
           <w:lang w:eastAsia="ru-RU"/>
         </w:rPr>
-        <w:t xml:space="preserve"> 0,5 требуется уточнение и согласование </w:t>
+        <w:t xml:space="preserve"> 0</w:t>
+      </w:r>
+      <w:proofErr w:type="gramEnd"/>
+      <w:r>
+        <w:rPr>
+          <w:lang w:eastAsia="ru-RU"/>
+        </w:rPr>
+        <w:t xml:space="preserve">,5 требуется уточнение и согласование </w:t>
       </w:r>
       <w:r>
         <w:rPr>
@@ -7438,7 +8658,25 @@
           <w:rPr>
             <w:rFonts w:ascii="Cambria Math" w:hAnsi="Cambria Math"/>
           </w:rPr>
-          <m:t>0,422</m:t>
+          <m:t>0,</m:t>
+        </m:r>
+        <m:r>
+          <w:rPr>
+            <w:rFonts w:ascii="Cambria Math" w:hAnsi="Cambria Math"/>
+          </w:rPr>
+          <m:t>4</m:t>
+        </m:r>
+        <m:r>
+          <w:rPr>
+            <w:rFonts w:ascii="Cambria Math" w:hAnsi="Cambria Math"/>
+          </w:rPr>
+          <m:t>6</m:t>
+        </m:r>
+        <m:r>
+          <w:rPr>
+            <w:rFonts w:ascii="Cambria Math" w:hAnsi="Cambria Math"/>
+          </w:rPr>
+          <m:t>7</m:t>
         </m:r>
       </m:oMath>
       <w:r>
@@ -7550,6 +8788,7 @@
         </w:rPr>
         <w:t xml:space="preserve">Каждый эксперт указывает оценки альтернатив по 10-балльной шкале. Оценки, указанные экспертами, сводятся в матрицу размером </w:t>
       </w:r>
+      <w:proofErr w:type="spellStart"/>
       <w:r>
         <w:rPr>
           <w:i/>
@@ -7572,6 +8811,7 @@
         </w:rPr>
         <w:t>N</w:t>
       </w:r>
+      <w:proofErr w:type="spellEnd"/>
       <w:r>
         <w:rPr>
           <w:lang w:eastAsia="ru-RU"/>
@@ -7606,6 +8846,7 @@
         </w:rPr>
         <w:t xml:space="preserve"> – число альтернатив. Обозначим эти оценки как </w:t>
       </w:r>
+      <w:proofErr w:type="spellStart"/>
       <w:r>
         <w:rPr>
           <w:i/>
@@ -7623,6 +8864,7 @@
         </w:rPr>
         <w:t>ij</w:t>
       </w:r>
+      <w:proofErr w:type="spellEnd"/>
       <w:r>
         <w:rPr>
           <w:i/>
@@ -7647,6 +8889,7 @@
         </w:rPr>
         <w:br/>
       </w:r>
+      <w:proofErr w:type="spellStart"/>
       <w:r>
         <w:rPr>
           <w:i/>
@@ -7655,6 +8898,7 @@
         </w:rPr>
         <w:t>i</w:t>
       </w:r>
+      <w:proofErr w:type="spellEnd"/>
       <w:r>
         <w:rPr>
           <w:i/>
@@ -7926,11 +9170,14 @@
               <w:ind w:firstLine="0"/>
               <w:jc w:val="center"/>
               <w:rPr>
-                <w:lang w:eastAsia="ru-RU"/>
+                <w:lang w:val="en-US" w:eastAsia="ru-RU"/>
               </w:rPr>
             </w:pPr>
             <w:r>
-              <w:t>6</w:t>
+              <w:rPr>
+                <w:lang w:val="en-US" w:eastAsia="ru-RU"/>
+              </w:rPr>
+              <w:t>5</w:t>
             </w:r>
           </w:p>
         </w:tc>
@@ -7943,11 +9190,14 @@
               <w:ind w:firstLine="0"/>
               <w:jc w:val="center"/>
               <w:rPr>
-                <w:lang w:eastAsia="ru-RU"/>
+                <w:lang w:val="en-US" w:eastAsia="ru-RU"/>
               </w:rPr>
             </w:pPr>
             <w:r>
-              <w:t>8</w:t>
+              <w:rPr>
+                <w:lang w:val="en-US" w:eastAsia="ru-RU"/>
+              </w:rPr>
+              <w:t>3</w:t>
             </w:r>
           </w:p>
         </w:tc>
@@ -7977,6 +9227,166 @@
               <w:ind w:firstLine="0"/>
               <w:jc w:val="center"/>
               <w:rPr>
+                <w:lang w:val="en-US" w:eastAsia="ru-RU"/>
+              </w:rPr>
+            </w:pPr>
+            <w:r>
+              <w:rPr>
+                <w:lang w:val="en-US" w:eastAsia="ru-RU"/>
+              </w:rPr>
+              <w:t>9</w:t>
+            </w:r>
+          </w:p>
+        </w:tc>
+      </w:tr>
+      <w:tr>
+        <w:tc>
+          <w:tcPr>
+            <w:tcW w:w="1869" w:type="dxa"/>
+            <w:vAlign w:val="center"/>
+          </w:tcPr>
+          <w:p>
+            <w:pPr>
+              <w:ind w:firstLine="0"/>
+              <w:jc w:val="center"/>
+              <w:rPr>
+                <w:lang w:eastAsia="ru-RU"/>
+              </w:rPr>
+            </w:pPr>
+            <w:r>
+              <w:t>2</w:t>
+            </w:r>
+          </w:p>
+        </w:tc>
+        <w:tc>
+          <w:tcPr>
+            <w:tcW w:w="1869" w:type="dxa"/>
+          </w:tcPr>
+          <w:p>
+            <w:pPr>
+              <w:ind w:firstLine="0"/>
+              <w:jc w:val="center"/>
+              <w:rPr>
+                <w:lang w:val="en-US" w:eastAsia="ru-RU"/>
+              </w:rPr>
+            </w:pPr>
+            <w:r>
+              <w:rPr>
+                <w:lang w:val="en-US" w:eastAsia="ru-RU"/>
+              </w:rPr>
+              <w:t>6</w:t>
+            </w:r>
+          </w:p>
+        </w:tc>
+        <w:tc>
+          <w:tcPr>
+            <w:tcW w:w="1869" w:type="dxa"/>
+          </w:tcPr>
+          <w:p>
+            <w:pPr>
+              <w:ind w:firstLine="0"/>
+              <w:jc w:val="center"/>
+              <w:rPr>
+                <w:lang w:val="en-US" w:eastAsia="ru-RU"/>
+              </w:rPr>
+            </w:pPr>
+            <w:r>
+              <w:rPr>
+                <w:lang w:val="en-US" w:eastAsia="ru-RU"/>
+              </w:rPr>
+              <w:t>2</w:t>
+            </w:r>
+          </w:p>
+        </w:tc>
+        <w:tc>
+          <w:tcPr>
+            <w:tcW w:w="1869" w:type="dxa"/>
+          </w:tcPr>
+          <w:p>
+            <w:pPr>
+              <w:ind w:firstLine="0"/>
+              <w:jc w:val="center"/>
+              <w:rPr>
+                <w:lang w:val="en-US" w:eastAsia="ru-RU"/>
+              </w:rPr>
+            </w:pPr>
+            <w:r>
+              <w:rPr>
+                <w:lang w:val="en-US" w:eastAsia="ru-RU"/>
+              </w:rPr>
+              <w:t>8</w:t>
+            </w:r>
+          </w:p>
+        </w:tc>
+        <w:tc>
+          <w:tcPr>
+            <w:tcW w:w="1869" w:type="dxa"/>
+          </w:tcPr>
+          <w:p>
+            <w:pPr>
+              <w:ind w:firstLine="0"/>
+              <w:jc w:val="center"/>
+              <w:rPr>
+                <w:lang w:val="en-US" w:eastAsia="ru-RU"/>
+              </w:rPr>
+            </w:pPr>
+            <w:r>
+              <w:rPr>
+                <w:lang w:val="en-US" w:eastAsia="ru-RU"/>
+              </w:rPr>
+              <w:t>10</w:t>
+            </w:r>
+          </w:p>
+        </w:tc>
+      </w:tr>
+      <w:tr>
+        <w:tc>
+          <w:tcPr>
+            <w:tcW w:w="1869" w:type="dxa"/>
+            <w:vAlign w:val="center"/>
+          </w:tcPr>
+          <w:p>
+            <w:pPr>
+              <w:ind w:firstLine="0"/>
+              <w:jc w:val="center"/>
+              <w:rPr>
+                <w:lang w:eastAsia="ru-RU"/>
+              </w:rPr>
+            </w:pPr>
+            <w:r>
+              <w:t>3</w:t>
+            </w:r>
+          </w:p>
+        </w:tc>
+        <w:tc>
+          <w:tcPr>
+            <w:tcW w:w="1869" w:type="dxa"/>
+          </w:tcPr>
+          <w:p>
+            <w:pPr>
+              <w:ind w:firstLine="0"/>
+              <w:jc w:val="center"/>
+              <w:rPr>
+                <w:lang w:val="en-US" w:eastAsia="ru-RU"/>
+              </w:rPr>
+            </w:pPr>
+            <w:r>
+              <w:rPr>
+                <w:lang w:val="en-US" w:eastAsia="ru-RU"/>
+              </w:rPr>
+              <w:t>10</w:t>
+            </w:r>
+          </w:p>
+        </w:tc>
+        <w:tc>
+          <w:tcPr>
+            <w:tcW w:w="1869" w:type="dxa"/>
+          </w:tcPr>
+          <w:p>
+            <w:pPr>
+              <w:ind w:firstLine="0"/>
+              <w:jc w:val="center"/>
+              <w:rPr>
                 <w:lang w:eastAsia="ru-RU"/>
               </w:rPr>
             </w:pPr>
@@ -7985,23 +9395,23 @@
             </w:r>
           </w:p>
         </w:tc>
-      </w:tr>
-      <w:tr>
         <w:tc>
           <w:tcPr>
             <w:tcW w:w="1869" w:type="dxa"/>
-            <w:vAlign w:val="center"/>
           </w:tcPr>
           <w:p>
             <w:pPr>
               <w:ind w:firstLine="0"/>
               <w:jc w:val="center"/>
               <w:rPr>
-                <w:lang w:eastAsia="ru-RU"/>
+                <w:lang w:val="en-US" w:eastAsia="ru-RU"/>
               </w:rPr>
             </w:pPr>
             <w:r>
-              <w:t>2</w:t>
+              <w:rPr>
+                <w:lang w:val="en-US" w:eastAsia="ru-RU"/>
+              </w:rPr>
+              <w:t>8</w:t>
             </w:r>
           </w:p>
         </w:tc>
@@ -8014,150 +9424,14 @@
               <w:ind w:firstLine="0"/>
               <w:jc w:val="center"/>
               <w:rPr>
-                <w:lang w:eastAsia="ru-RU"/>
+                <w:lang w:val="en-US" w:eastAsia="ru-RU"/>
               </w:rPr>
             </w:pPr>
             <w:r>
-              <w:t>8</w:t>
-            </w:r>
-          </w:p>
-        </w:tc>
-        <w:tc>
-          <w:tcPr>
-            <w:tcW w:w="1869" w:type="dxa"/>
-          </w:tcPr>
-          <w:p>
-            <w:pPr>
-              <w:ind w:firstLine="0"/>
-              <w:jc w:val="center"/>
-              <w:rPr>
-                <w:lang w:eastAsia="ru-RU"/>
-              </w:rPr>
-            </w:pPr>
-            <w:r>
-              <w:t>10</w:t>
-            </w:r>
-          </w:p>
-        </w:tc>
-        <w:tc>
-          <w:tcPr>
-            <w:tcW w:w="1869" w:type="dxa"/>
-          </w:tcPr>
-          <w:p>
-            <w:pPr>
-              <w:ind w:firstLine="0"/>
-              <w:jc w:val="center"/>
-              <w:rPr>
-                <w:lang w:eastAsia="ru-RU"/>
-              </w:rPr>
-            </w:pPr>
-            <w:r>
-              <w:t>6</w:t>
-            </w:r>
-          </w:p>
-        </w:tc>
-        <w:tc>
-          <w:tcPr>
-            <w:tcW w:w="1869" w:type="dxa"/>
-          </w:tcPr>
-          <w:p>
-            <w:pPr>
-              <w:ind w:firstLine="0"/>
-              <w:jc w:val="center"/>
-              <w:rPr>
-                <w:lang w:eastAsia="ru-RU"/>
-              </w:rPr>
-            </w:pPr>
-            <w:r>
-              <w:t>4</w:t>
-            </w:r>
-          </w:p>
-        </w:tc>
-      </w:tr>
-      <w:tr>
-        <w:tc>
-          <w:tcPr>
-            <w:tcW w:w="1869" w:type="dxa"/>
-            <w:vAlign w:val="center"/>
-          </w:tcPr>
-          <w:p>
-            <w:pPr>
-              <w:ind w:firstLine="0"/>
-              <w:jc w:val="center"/>
-              <w:rPr>
-                <w:lang w:eastAsia="ru-RU"/>
-              </w:rPr>
-            </w:pPr>
-            <w:r>
-              <w:t>3</w:t>
-            </w:r>
-          </w:p>
-        </w:tc>
-        <w:tc>
-          <w:tcPr>
-            <w:tcW w:w="1869" w:type="dxa"/>
-          </w:tcPr>
-          <w:p>
-            <w:pPr>
-              <w:ind w:firstLine="0"/>
-              <w:jc w:val="center"/>
-              <w:rPr>
-                <w:lang w:eastAsia="ru-RU"/>
-              </w:rPr>
-            </w:pPr>
-            <w:r>
-              <w:t>8</w:t>
-            </w:r>
-          </w:p>
-        </w:tc>
-        <w:tc>
-          <w:tcPr>
-            <w:tcW w:w="1869" w:type="dxa"/>
-          </w:tcPr>
-          <w:p>
-            <w:pPr>
-              <w:ind w:firstLine="0"/>
-              <w:jc w:val="center"/>
-              <w:rPr>
-                <w:lang w:eastAsia="ru-RU"/>
-              </w:rPr>
-            </w:pPr>
-            <w:r>
-              <w:t>4</w:t>
-            </w:r>
-          </w:p>
-        </w:tc>
-        <w:tc>
-          <w:tcPr>
-            <w:tcW w:w="1869" w:type="dxa"/>
-          </w:tcPr>
-          <w:p>
-            <w:pPr>
-              <w:ind w:firstLine="0"/>
-              <w:jc w:val="center"/>
-              <w:rPr>
-                <w:lang w:eastAsia="ru-RU"/>
-              </w:rPr>
-            </w:pPr>
-            <w:r>
-              <w:t>10</w:t>
-            </w:r>
-          </w:p>
-        </w:tc>
-        <w:tc>
-          <w:tcPr>
-            <w:tcW w:w="1869" w:type="dxa"/>
-          </w:tcPr>
-          <w:p>
-            <w:pPr>
-              <w:ind w:firstLine="0"/>
-              <w:jc w:val="center"/>
-              <w:rPr>
-                <w:lang w:eastAsia="ru-RU"/>
-              </w:rPr>
-            </w:pPr>
-            <w:r>
-              <w:t>6</w:t>
+              <w:rPr>
+                <w:lang w:val="en-US" w:eastAsia="ru-RU"/>
+              </w:rPr>
+              <w:t>9</w:t>
             </w:r>
           </w:p>
         </w:tc>
@@ -8413,7 +9687,63 @@
                     <w:rFonts w:ascii="Cambria Math" w:hAnsi="Cambria Math"/>
                     <w:lang w:val="en-US"/>
                   </w:rPr>
-                  <m:t xml:space="preserve">= 6+8+8=22; </m:t>
+                  <m:t xml:space="preserve">= </m:t>
+                </m:r>
+                <m:r>
+                  <w:rPr>
+                    <w:rFonts w:ascii="Cambria Math" w:hAnsi="Cambria Math"/>
+                    <w:lang w:val="en-US"/>
+                  </w:rPr>
+                  <m:t>5</m:t>
+                </m:r>
+                <m:r>
+                  <w:rPr>
+                    <w:rFonts w:ascii="Cambria Math" w:hAnsi="Cambria Math"/>
+                    <w:lang w:val="en-US"/>
+                  </w:rPr>
+                  <m:t>+</m:t>
+                </m:r>
+                <m:r>
+                  <w:rPr>
+                    <w:rFonts w:ascii="Cambria Math" w:hAnsi="Cambria Math"/>
+                    <w:lang w:val="en-US"/>
+                  </w:rPr>
+                  <m:t>6</m:t>
+                </m:r>
+                <m:r>
+                  <w:rPr>
+                    <w:rFonts w:ascii="Cambria Math" w:hAnsi="Cambria Math"/>
+                    <w:lang w:val="en-US"/>
+                  </w:rPr>
+                  <m:t>+</m:t>
+                </m:r>
+                <m:r>
+                  <w:rPr>
+                    <w:rFonts w:ascii="Cambria Math" w:hAnsi="Cambria Math"/>
+                    <w:lang w:val="en-US"/>
+                  </w:rPr>
+                  <m:t>10</m:t>
+                </m:r>
+                <m:r>
+                  <w:rPr>
+                    <w:rFonts w:ascii="Cambria Math" w:hAnsi="Cambria Math"/>
+                    <w:lang w:val="en-US"/>
+                  </w:rPr>
+                  <m:t>=2</m:t>
+                </m:r>
+                <m:r>
+                  <w:rPr>
+                    <w:rFonts w:ascii="Cambria Math" w:hAnsi="Cambria Math"/>
+                    <w:lang w:val="en-US"/>
+                  </w:rPr>
+                  <m:t>1</m:t>
+                </m:r>
+                <m:r>
+                  <w:rPr>
+                    <w:rFonts w:ascii="Cambria Math" w:hAnsi="Cambria Math"/>
+                    <w:lang w:val="en-US"/>
+                  </w:rPr>
+                  <m:t xml:space="preserve">; </m:t>
                 </m:r>
                 <m:sSub>
                   <m:sSubPr>
@@ -8449,7 +9779,21 @@
                     <w:rFonts w:ascii="Cambria Math" w:hAnsi="Cambria Math"/>
                     <w:lang w:val="en-US"/>
                   </w:rPr>
-                  <m:t xml:space="preserve">=22; </m:t>
+                  <m:t>=</m:t>
+                </m:r>
+                <m:r>
+                  <w:rPr>
+                    <w:rFonts w:ascii="Cambria Math" w:hAnsi="Cambria Math"/>
+                    <w:lang w:val="en-US"/>
+                  </w:rPr>
+                  <m:t>9</m:t>
+                </m:r>
+                <m:r>
+                  <w:rPr>
+                    <w:rFonts w:ascii="Cambria Math" w:hAnsi="Cambria Math"/>
+                    <w:lang w:val="en-US"/>
+                  </w:rPr>
+                  <m:t xml:space="preserve">; </m:t>
                 </m:r>
                 <m:sSub>
                   <m:sSubPr>
@@ -8521,7 +9865,21 @@
                     <w:rFonts w:ascii="Cambria Math" w:hAnsi="Cambria Math"/>
                     <w:lang w:val="en-US"/>
                   </w:rPr>
-                  <m:t>=14.</m:t>
+                  <m:t>=</m:t>
+                </m:r>
+                <m:r>
+                  <w:rPr>
+                    <w:rFonts w:ascii="Cambria Math" w:hAnsi="Cambria Math"/>
+                    <w:lang w:val="en-US"/>
+                  </w:rPr>
+                  <m:t>28</m:t>
+                </m:r>
+                <m:r>
+                  <w:rPr>
+                    <w:rFonts w:ascii="Cambria Math" w:hAnsi="Cambria Math"/>
+                    <w:lang w:val="en-US"/>
+                  </w:rPr>
+                  <m:t>.</m:t>
                 </m:r>
               </m:oMath>
             </m:oMathPara>
@@ -8730,7 +10088,49 @@
                     <w:rFonts w:ascii="Cambria Math" w:hAnsi="Cambria Math"/>
                     <w:lang w:val="en-US"/>
                   </w:rPr>
-                  <m:t>C=22+22+26+14=84.</m:t>
+                  <m:t>C=2</m:t>
+                </m:r>
+                <m:r>
+                  <w:rPr>
+                    <w:rFonts w:ascii="Cambria Math" w:hAnsi="Cambria Math"/>
+                    <w:lang w:val="en-US"/>
+                  </w:rPr>
+                  <m:t>1</m:t>
+                </m:r>
+                <m:r>
+                  <w:rPr>
+                    <w:rFonts w:ascii="Cambria Math" w:hAnsi="Cambria Math"/>
+                    <w:lang w:val="en-US"/>
+                  </w:rPr>
+                  <m:t>+</m:t>
+                </m:r>
+                <m:r>
+                  <w:rPr>
+                    <w:rFonts w:ascii="Cambria Math" w:hAnsi="Cambria Math"/>
+                    <w:lang w:val="en-US"/>
+                  </w:rPr>
+                  <m:t>9</m:t>
+                </m:r>
+                <m:r>
+                  <w:rPr>
+                    <w:rFonts w:ascii="Cambria Math" w:hAnsi="Cambria Math"/>
+                    <w:lang w:val="en-US"/>
+                  </w:rPr>
+                  <m:t>+26+</m:t>
+                </m:r>
+                <m:r>
+                  <w:rPr>
+                    <w:rFonts w:ascii="Cambria Math" w:hAnsi="Cambria Math"/>
+                    <w:lang w:val="en-US"/>
+                  </w:rPr>
+                  <m:t>28</m:t>
+                </m:r>
+                <m:r>
+                  <w:rPr>
+                    <w:rFonts w:ascii="Cambria Math" w:hAnsi="Cambria Math"/>
+                    <w:lang w:val="en-US"/>
+                  </w:rPr>
+                  <m:t>=84.</m:t>
                 </m:r>
               </m:oMath>
             </m:oMathPara>
@@ -8996,7 +10396,14 @@
                         <w:rFonts w:ascii="Cambria Math" w:hAnsi="Cambria Math"/>
                         <w:lang w:val="en-US"/>
                       </w:rPr>
-                      <m:t>22</m:t>
+                      <m:t>2</m:t>
+                    </m:r>
+                    <m:r>
+                      <w:rPr>
+                        <w:rFonts w:ascii="Cambria Math" w:hAnsi="Cambria Math"/>
+                        <w:lang w:val="en-US"/>
+                      </w:rPr>
+                      <m:t>1</m:t>
                     </m:r>
                   </m:num>
                   <m:den>
@@ -9014,7 +10421,21 @@
                     <w:rFonts w:ascii="Cambria Math" w:hAnsi="Cambria Math"/>
                     <w:lang w:val="en-US"/>
                   </w:rPr>
-                  <m:t xml:space="preserve">=0,262; </m:t>
+                  <m:t>=0,2</m:t>
+                </m:r>
+                <m:r>
+                  <w:rPr>
+                    <w:rFonts w:ascii="Cambria Math" w:hAnsi="Cambria Math"/>
+                    <w:lang w:val="en-US"/>
+                  </w:rPr>
+                  <m:t>50</m:t>
+                </m:r>
+                <m:r>
+                  <w:rPr>
+                    <w:rFonts w:ascii="Cambria Math" w:hAnsi="Cambria Math"/>
+                    <w:lang w:val="en-US"/>
+                  </w:rPr>
+                  <m:t xml:space="preserve">; </m:t>
                 </m:r>
                 <m:sSub>
                   <m:sSubPr>
@@ -9050,7 +10471,21 @@
                     <w:rFonts w:ascii="Cambria Math" w:hAnsi="Cambria Math"/>
                     <w:lang w:val="en-US"/>
                   </w:rPr>
-                  <m:t xml:space="preserve">=0,262; </m:t>
+                  <m:t>=0,</m:t>
+                </m:r>
+                <m:r>
+                  <w:rPr>
+                    <w:rFonts w:ascii="Cambria Math" w:hAnsi="Cambria Math"/>
+                    <w:lang w:val="en-US"/>
+                  </w:rPr>
+                  <m:t>107</m:t>
+                </m:r>
+                <m:r>
+                  <w:rPr>
+                    <w:rFonts w:ascii="Cambria Math" w:hAnsi="Cambria Math"/>
+                    <w:lang w:val="en-US"/>
+                  </w:rPr>
+                  <m:t xml:space="preserve">; </m:t>
                 </m:r>
                 <m:sSub>
                   <m:sSubPr>
@@ -9122,7 +10557,21 @@
                     <w:rFonts w:ascii="Cambria Math" w:hAnsi="Cambria Math"/>
                     <w:lang w:val="en-US"/>
                   </w:rPr>
-                  <m:t>=0,167.</m:t>
+                  <m:t>=0,</m:t>
+                </m:r>
+                <m:r>
+                  <w:rPr>
+                    <w:rFonts w:ascii="Cambria Math" w:hAnsi="Cambria Math"/>
+                    <w:lang w:val="en-US"/>
+                  </w:rPr>
+                  <m:t>33</m:t>
+                </m:r>
+                <m:r>
+                  <w:rPr>
+                    <w:rFonts w:ascii="Cambria Math" w:hAnsi="Cambria Math"/>
+                    <w:lang w:val="en-US"/>
+                  </w:rPr>
+                  <m:t>.</m:t>
                 </m:r>
               </m:oMath>
             </m:oMathPara>
@@ -9148,7 +10597,7 @@
     <w:p>
       <w:pPr>
         <w:rPr>
-          <w:lang w:eastAsia="ru-RU"/>
+          <w:lang w:val="ru-BY"/>
         </w:rPr>
       </w:pPr>
       <w:r>
@@ -9164,25 +10613,28 @@
         <w:t xml:space="preserve">в данном примере самой предпочтительной альтернативой является </w:t>
       </w:r>
       <w:r>
-        <w:t>переход на использование газа и проложение газопровода</w:t>
-      </w:r>
-      <w:r>
-        <w:rPr>
-          <w:lang w:eastAsia="ru-RU"/>
-        </w:rPr>
-        <w:t xml:space="preserve">; менее предпочтительными альтернативами являются </w:t>
-      </w:r>
-      <w:r>
-        <w:t>использование торфа и угля</w:t>
-      </w:r>
-      <w:r>
-        <w:rPr>
-          <w:lang w:eastAsia="ru-RU"/>
-        </w:rPr>
-        <w:t xml:space="preserve">, а наименее важной альтернативой стал </w:t>
-      </w:r>
-      <w:r>
-        <w:t>отказ от выпуска новой продукции</w:t>
+        <w:rPr>
+          <w:lang w:val="ru-BY"/>
+        </w:rPr>
+        <w:t>изменить режим работы для сокращения запасов</w:t>
+      </w:r>
+      <w:r>
+        <w:rPr>
+          <w:lang w:eastAsia="ru-RU"/>
+        </w:rPr>
+        <w:t>; менее предпочтительными альтернативами являются</w:t>
+      </w:r>
+      <w:r>
+        <w:t xml:space="preserve"> арендовать склад и построить новый склад</w:t>
+      </w:r>
+      <w:r>
+        <w:rPr>
+          <w:lang w:eastAsia="ru-RU"/>
+        </w:rPr>
+        <w:t>, а наименее важной альтернативой стал</w:t>
+      </w:r>
+      <w:r>
+        <w:t>о приобрести складские помещения</w:t>
       </w:r>
       <w:r>
         <w:rPr>
@@ -9506,7 +10958,14 @@
                         <w:rFonts w:ascii="Cambria Math" w:hAnsi="Cambria Math"/>
                         <w:lang w:val="en-US"/>
                       </w:rPr>
-                      <m:t>22</m:t>
+                      <m:t>2</m:t>
+                    </m:r>
+                    <m:r>
+                      <w:rPr>
+                        <w:rFonts w:ascii="Cambria Math" w:hAnsi="Cambria Math"/>
+                        <w:lang w:val="en-US"/>
+                      </w:rPr>
+                      <m:t>1</m:t>
                     </m:r>
                   </m:num>
                   <m:den>
@@ -9524,7 +10983,21 @@
                     <w:rFonts w:ascii="Cambria Math" w:hAnsi="Cambria Math"/>
                     <w:lang w:val="en-US"/>
                   </w:rPr>
-                  <m:t xml:space="preserve">=7,333; </m:t>
+                  <m:t>=7,</m:t>
+                </m:r>
+                <m:r>
+                  <w:rPr>
+                    <w:rFonts w:ascii="Cambria Math" w:hAnsi="Cambria Math"/>
+                    <w:lang w:val="en-US"/>
+                  </w:rPr>
+                  <m:t>0</m:t>
+                </m:r>
+                <m:r>
+                  <w:rPr>
+                    <w:rFonts w:ascii="Cambria Math" w:hAnsi="Cambria Math"/>
+                    <w:lang w:val="en-US"/>
+                  </w:rPr>
+                  <m:t xml:space="preserve">; </m:t>
                 </m:r>
                 <m:sSub>
                   <m:sSubPr>
@@ -9574,7 +11047,35 @@
                     <w:rFonts w:ascii="Cambria Math" w:hAnsi="Cambria Math"/>
                     <w:lang w:val="en-US"/>
                   </w:rPr>
-                  <m:t xml:space="preserve">=7,333; </m:t>
+                  <m:t>=</m:t>
+                </m:r>
+                <m:r>
+                  <w:rPr>
+                    <w:rFonts w:ascii="Cambria Math" w:hAnsi="Cambria Math"/>
+                    <w:lang w:val="en-US"/>
+                  </w:rPr>
+                  <m:t>3</m:t>
+                </m:r>
+                <m:r>
+                  <w:rPr>
+                    <w:rFonts w:ascii="Cambria Math" w:hAnsi="Cambria Math"/>
+                    <w:lang w:val="en-US"/>
+                  </w:rPr>
+                  <m:t>,</m:t>
+                </m:r>
+                <m:r>
+                  <w:rPr>
+                    <w:rFonts w:ascii="Cambria Math" w:hAnsi="Cambria Math"/>
+                    <w:lang w:val="en-US"/>
+                  </w:rPr>
+                  <m:t>0</m:t>
+                </m:r>
+                <m:r>
+                  <w:rPr>
+                    <w:rFonts w:ascii="Cambria Math" w:hAnsi="Cambria Math"/>
+                    <w:lang w:val="en-US"/>
+                  </w:rPr>
+                  <m:t xml:space="preserve">; </m:t>
                 </m:r>
                 <m:sSub>
                   <m:sSubPr>
@@ -9674,7 +11175,41 @@
                     <w:rFonts w:ascii="Cambria Math" w:hAnsi="Cambria Math"/>
                     <w:lang w:val="en-US"/>
                   </w:rPr>
-                  <m:t>=4,667.</m:t>
+                  <m:t>=</m:t>
+                </m:r>
+                <m:r>
+                  <w:rPr>
+                    <w:rFonts w:ascii="Cambria Math" w:hAnsi="Cambria Math"/>
+                    <w:lang w:val="en-US"/>
+                  </w:rPr>
+                  <m:t>9</m:t>
+                </m:r>
+                <m:r>
+                  <w:rPr>
+                    <w:rFonts w:ascii="Cambria Math" w:hAnsi="Cambria Math"/>
+                    <w:lang w:val="en-US"/>
+                  </w:rPr>
+                  <m:t>,</m:t>
+                </m:r>
+                <m:r>
+                  <w:rPr>
+                    <w:rFonts w:ascii="Cambria Math" w:hAnsi="Cambria Math"/>
+                    <w:lang w:val="en-US"/>
+                  </w:rPr>
+                  <m:t>3</m:t>
+                </m:r>
+                <m:r>
+                  <w:rPr>
+                    <w:rFonts w:ascii="Cambria Math" w:hAnsi="Cambria Math"/>
+                  </w:rPr>
+                  <m:t>33</m:t>
+                </m:r>
+                <m:r>
+                  <w:rPr>
+                    <w:rFonts w:ascii="Cambria Math" w:hAnsi="Cambria Math"/>
+                    <w:lang w:val="en-US"/>
+                  </w:rPr>
+                  <m:t>.</m:t>
                 </m:r>
               </m:oMath>
             </m:oMathPara>
@@ -10099,7 +11634,27 @@
                     <w:rFonts w:ascii="Cambria Math" w:hAnsi="Cambria Math"/>
                     <w:lang w:val="en-US"/>
                   </w:rPr>
-                  <m:t xml:space="preserve">=1,481; </m:t>
+                  <m:t>=1,</m:t>
+                </m:r>
+                <m:r>
+                  <w:rPr>
+                    <w:rFonts w:ascii="Cambria Math" w:hAnsi="Cambria Math"/>
+                    <w:lang w:val="en-US"/>
+                  </w:rPr>
+                  <m:t>9</m:t>
+                </m:r>
+                <m:r>
+                  <w:rPr>
+                    <w:rFonts w:ascii="Cambria Math" w:hAnsi="Cambria Math"/>
+                  </w:rPr>
+                  <m:t>63</m:t>
+                </m:r>
+                <m:r>
+                  <w:rPr>
+                    <w:rFonts w:ascii="Cambria Math" w:hAnsi="Cambria Math"/>
+                    <w:lang w:val="en-US"/>
+                  </w:rPr>
+                  <m:t xml:space="preserve">; </m:t>
                 </m:r>
                 <m:sSub>
                   <m:sSubPr>
@@ -10133,7 +11688,41 @@
                     <w:rFonts w:ascii="Cambria Math" w:hAnsi="Cambria Math"/>
                     <w:lang w:val="en-US"/>
                   </w:rPr>
-                  <m:t xml:space="preserve">=5,037; </m:t>
+                  <m:t>=</m:t>
+                </m:r>
+                <m:r>
+                  <w:rPr>
+                    <w:rFonts w:ascii="Cambria Math" w:hAnsi="Cambria Math"/>
+                    <w:lang w:val="en-US"/>
+                  </w:rPr>
+                  <m:t>0</m:t>
+                </m:r>
+                <m:r>
+                  <w:rPr>
+                    <w:rFonts w:ascii="Cambria Math" w:hAnsi="Cambria Math"/>
+                    <w:lang w:val="en-US"/>
+                  </w:rPr>
+                  <m:t>,</m:t>
+                </m:r>
+                <m:r>
+                  <w:rPr>
+                    <w:rFonts w:ascii="Cambria Math" w:hAnsi="Cambria Math"/>
+                    <w:lang w:val="en-US"/>
+                  </w:rPr>
+                  <m:t>9</m:t>
+                </m:r>
+                <m:r>
+                  <w:rPr>
+                    <w:rFonts w:ascii="Cambria Math" w:hAnsi="Cambria Math"/>
+                  </w:rPr>
+                  <m:t>63</m:t>
+                </m:r>
+                <m:r>
+                  <w:rPr>
+                    <w:rFonts w:ascii="Cambria Math" w:hAnsi="Cambria Math"/>
+                    <w:lang w:val="en-US"/>
+                  </w:rPr>
+                  <m:t xml:space="preserve">; </m:t>
                 </m:r>
                 <m:sSub>
                   <m:sSubPr>
@@ -10167,7 +11756,41 @@
                     <w:rFonts w:ascii="Cambria Math" w:hAnsi="Cambria Math"/>
                     <w:lang w:val="en-US"/>
                   </w:rPr>
-                  <m:t>=5,037.</m:t>
+                  <m:t>=</m:t>
+                </m:r>
+                <m:r>
+                  <w:rPr>
+                    <w:rFonts w:ascii="Cambria Math" w:hAnsi="Cambria Math"/>
+                    <w:lang w:val="en-US"/>
+                  </w:rPr>
+                  <m:t>3</m:t>
+                </m:r>
+                <m:r>
+                  <w:rPr>
+                    <w:rFonts w:ascii="Cambria Math" w:hAnsi="Cambria Math"/>
+                    <w:lang w:val="en-US"/>
+                  </w:rPr>
+                  <m:t>,</m:t>
+                </m:r>
+                <m:r>
+                  <w:rPr>
+                    <w:rFonts w:ascii="Cambria Math" w:hAnsi="Cambria Math"/>
+                    <w:lang w:val="en-US"/>
+                  </w:rPr>
+                  <m:t>51</m:t>
+                </m:r>
+                <m:r>
+                  <w:rPr>
+                    <w:rFonts w:ascii="Cambria Math" w:hAnsi="Cambria Math"/>
+                  </w:rPr>
+                  <m:t>9</m:t>
+                </m:r>
+                <m:r>
+                  <w:rPr>
+                    <w:rFonts w:ascii="Cambria Math" w:hAnsi="Cambria Math"/>
+                    <w:lang w:val="en-US"/>
+                  </w:rPr>
+                  <m:t>.</m:t>
                 </m:r>
               </m:oMath>
             </m:oMathPara>
@@ -10589,7 +12212,35 @@
                     <w:rFonts w:ascii="Cambria Math" w:hAnsi="Cambria Math"/>
                     <w:lang w:val="en-US"/>
                   </w:rPr>
-                  <m:t xml:space="preserve">=1,333; </m:t>
+                  <m:t>=</m:t>
+                </m:r>
+                <m:r>
+                  <w:rPr>
+                    <w:rFonts w:ascii="Cambria Math" w:hAnsi="Cambria Math"/>
+                    <w:lang w:val="en-US"/>
+                  </w:rPr>
+                  <m:t>7</m:t>
+                </m:r>
+                <m:r>
+                  <w:rPr>
+                    <w:rFonts w:ascii="Cambria Math" w:hAnsi="Cambria Math"/>
+                    <w:lang w:val="en-US"/>
+                  </w:rPr>
+                  <m:t>,</m:t>
+                </m:r>
+                <m:r>
+                  <w:rPr>
+                    <w:rFonts w:ascii="Cambria Math" w:hAnsi="Cambria Math"/>
+                    <w:lang w:val="en-US"/>
+                  </w:rPr>
+                  <m:t>0</m:t>
+                </m:r>
+                <m:r>
+                  <w:rPr>
+                    <w:rFonts w:ascii="Cambria Math" w:hAnsi="Cambria Math"/>
+                    <w:lang w:val="en-US"/>
+                  </w:rPr>
+                  <m:t xml:space="preserve">; </m:t>
                 </m:r>
                 <m:sSub>
                   <m:sSubPr>
@@ -10623,7 +12274,35 @@
                     <w:rFonts w:ascii="Cambria Math" w:hAnsi="Cambria Math"/>
                     <w:lang w:val="en-US"/>
                   </w:rPr>
-                  <m:t xml:space="preserve">=9,333; </m:t>
+                  <m:t>=</m:t>
+                </m:r>
+                <m:r>
+                  <w:rPr>
+                    <w:rFonts w:ascii="Cambria Math" w:hAnsi="Cambria Math"/>
+                    <w:lang w:val="en-US"/>
+                  </w:rPr>
+                  <m:t>1</m:t>
+                </m:r>
+                <m:r>
+                  <w:rPr>
+                    <w:rFonts w:ascii="Cambria Math" w:hAnsi="Cambria Math"/>
+                    <w:lang w:val="en-US"/>
+                  </w:rPr>
+                  <m:t>,</m:t>
+                </m:r>
+                <m:r>
+                  <w:rPr>
+                    <w:rFonts w:ascii="Cambria Math" w:hAnsi="Cambria Math"/>
+                    <w:lang w:val="en-US"/>
+                  </w:rPr>
+                  <m:t>0</m:t>
+                </m:r>
+                <m:r>
+                  <w:rPr>
+                    <w:rFonts w:ascii="Cambria Math" w:hAnsi="Cambria Math"/>
+                    <w:lang w:val="en-US"/>
+                  </w:rPr>
+                  <m:t xml:space="preserve">; </m:t>
                 </m:r>
                 <m:sSub>
                   <m:sSubPr>
@@ -10657,7 +12336,21 @@
                     <w:rFonts w:ascii="Cambria Math" w:hAnsi="Cambria Math"/>
                     <w:lang w:val="en-US"/>
                   </w:rPr>
-                  <m:t xml:space="preserve">=5,333; </m:t>
+                  <m:t>=</m:t>
+                </m:r>
+                <m:r>
+                  <w:rPr>
+                    <w:rFonts w:ascii="Cambria Math" w:hAnsi="Cambria Math"/>
+                    <w:lang w:val="en-US"/>
+                  </w:rPr>
+                  <m:t>1,</m:t>
+                </m:r>
+                <m:r>
+                  <w:rPr>
+                    <w:rFonts w:ascii="Cambria Math" w:hAnsi="Cambria Math"/>
+                    <w:lang w:val="en-US"/>
+                  </w:rPr>
+                  <m:t xml:space="preserve">333; </m:t>
                 </m:r>
                 <m:sSub>
                   <m:sSubPr>
@@ -10691,7 +12384,21 @@
                     <w:rFonts w:ascii="Cambria Math" w:hAnsi="Cambria Math"/>
                     <w:lang w:val="en-US"/>
                   </w:rPr>
-                  <m:t>=1,333.</m:t>
+                  <m:t>=</m:t>
+                </m:r>
+                <m:r>
+                  <w:rPr>
+                    <w:rFonts w:ascii="Cambria Math" w:hAnsi="Cambria Math"/>
+                    <w:lang w:val="en-US"/>
+                  </w:rPr>
+                  <m:t>0</m:t>
+                </m:r>
+                <m:r>
+                  <w:rPr>
+                    <w:rFonts w:ascii="Cambria Math" w:hAnsi="Cambria Math"/>
+                    <w:lang w:val="en-US"/>
+                  </w:rPr>
+                  <m:t>,333.</m:t>
                 </m:r>
               </m:oMath>
             </m:oMathPara>
@@ -10718,6 +12425,7 @@
       <w:r>
         <w:t xml:space="preserve">Если величина </w:t>
       </w:r>
+      <w:proofErr w:type="spellStart"/>
       <w:r>
         <w:rPr>
           <w:i/>
@@ -10733,6 +12441,7 @@
         </w:rPr>
         <w:t>э</w:t>
       </w:r>
+      <w:proofErr w:type="spellEnd"/>
       <w:r>
         <w:rPr>
           <w:i/>
@@ -10763,7 +12472,15 @@
         <w:t>i</w:t>
       </w:r>
       <w:r>
-        <w:t xml:space="preserve">-му эксперту предлагается обосновать свои оценки. Если большой оказывается величина </w:t>
+        <w:t>-</w:t>
+      </w:r>
+      <w:proofErr w:type="spellStart"/>
+      <w:r>
+        <w:t>му</w:t>
+      </w:r>
+      <w:proofErr w:type="spellEnd"/>
+      <w:r>
+        <w:t xml:space="preserve"> эксперту предлагается обосновать свои оценки. Если большой оказывается величина </w:t>
       </w:r>
       <w:r>
         <w:rPr>
@@ -10772,6 +12489,7 @@
         </w:rPr>
         <w:t>D</w:t>
       </w:r>
+      <w:proofErr w:type="spellStart"/>
       <w:r>
         <w:rPr>
           <w:i/>
@@ -10781,6 +12499,7 @@
         </w:rPr>
         <w:t>aj</w:t>
       </w:r>
+      <w:proofErr w:type="spellEnd"/>
       <w:r>
         <w:t xml:space="preserve"> (оценки </w:t>
       </w:r>
@@ -10798,12 +12517,22 @@
     <w:p>
       <w:pPr>
         <w:rPr>
-          <w:lang w:eastAsia="ru-RU"/>
-        </w:rPr>
-      </w:pPr>
-      <w:r>
-        <w:t>В данном примере, возможно, следует предложить обосновать свои оценки второму, а также возможно третьему эксперту. Кроме того, следует обратить внимание на разброс оценок второй альтернативы.</w:t>
-      </w:r>
+          <w:lang w:val="ru-BY"/>
+        </w:rPr>
+      </w:pPr>
+      <w:r>
+        <w:rPr>
+          <w:lang w:val="ru-BY"/>
+        </w:rPr>
+        <w:t>В данном примере целесообразно предложить обосновать свои оценки третьему эксперту (при необходимости — также первому). Кроме того, следует обратить внимание на наибольший разброс оценок первой альтернативы.</w:t>
+      </w:r>
+    </w:p>
+    <w:p>
+      <w:pPr>
+        <w:rPr>
+          <w:lang w:val="ru-BY" w:eastAsia="ru-RU"/>
+        </w:rPr>
+      </w:pPr>
     </w:p>
     <w:sectPr>
       <w:footerReference w:type="default" r:id="rId8"/>
@@ -10819,7 +12548,7 @@
 </file>
 
 <file path=word/endnotes.xml><?xml version="1.0" encoding="utf-8"?>
-<w:endnotes xmlns:wpc="http://schemas.microsoft.com/office/word/2010/wordprocessingCanvas" xmlns:cx="http://schemas.microsoft.com/office/drawing/2014/chartex" xmlns:mc="http://schemas.openxmlformats.org/markup-compatibility/2006" xmlns:o="urn:schemas-microsoft-com:office:office" xmlns:r="http://schemas.openxmlformats.org/officeDocument/2006/relationships" xmlns:m="http://schemas.openxmlformats.org/officeDocument/2006/math" xmlns:v="urn:schemas-microsoft-com:vml" xmlns:wp14="http://schemas.microsoft.com/office/word/2010/wordprocessingDrawing" xmlns:wp="http://schemas.openxmlformats.org/drawingml/2006/wordprocessingDrawing" xmlns:w10="urn:schemas-microsoft-com:office:word" xmlns:w="http://schemas.openxmlformats.org/wordprocessingml/2006/main" xmlns:w14="http://schemas.microsoft.com/office/word/2010/wordml" xmlns:w15="http://schemas.microsoft.com/office/word/2012/wordml" xmlns:w16se="http://schemas.microsoft.com/office/word/2015/wordml/symex" xmlns:wpg="http://schemas.microsoft.com/office/word/2010/wordprocessingGroup" xmlns:wpi="http://schemas.microsoft.com/office/word/2010/wordprocessingInk" xmlns:wne="http://schemas.microsoft.com/office/word/2006/wordml" xmlns:wps="http://schemas.microsoft.com/office/word/2010/wordprocessingShape" mc:Ignorable="w14 w15 w16se wp14">
+<w:endnotes xmlns:wpc="http://schemas.microsoft.com/office/word/2010/wordprocessingCanvas" xmlns:cx="http://schemas.microsoft.com/office/drawing/2014/chartex" xmlns:cx1="http://schemas.microsoft.com/office/drawing/2015/9/8/chartex" xmlns:cx2="http://schemas.microsoft.com/office/drawing/2015/10/21/chartex" xmlns:cx3="http://schemas.microsoft.com/office/drawing/2016/5/9/chartex" xmlns:cx4="http://schemas.microsoft.com/office/drawing/2016/5/10/chartex" xmlns:cx5="http://schemas.microsoft.com/office/drawing/2016/5/11/chartex" xmlns:cx6="http://schemas.microsoft.com/office/drawing/2016/5/12/chartex" xmlns:cx7="http://schemas.microsoft.com/office/drawing/2016/5/13/chartex" xmlns:cx8="http://schemas.microsoft.com/office/drawing/2016/5/14/chartex" xmlns:mc="http://schemas.openxmlformats.org/markup-compatibility/2006" xmlns:aink="http://schemas.microsoft.com/office/drawing/2016/ink" xmlns:am3d="http://schemas.microsoft.com/office/drawing/2017/model3d" xmlns:o="urn:schemas-microsoft-com:office:office" xmlns:oel="http://schemas.microsoft.com/office/2019/extlst" xmlns:r="http://schemas.openxmlformats.org/officeDocument/2006/relationships" xmlns:m="http://schemas.openxmlformats.org/officeDocument/2006/math" xmlns:v="urn:schemas-microsoft-com:vml" xmlns:wp14="http://schemas.microsoft.com/office/word/2010/wordprocessingDrawing" xmlns:wp="http://schemas.openxmlformats.org/drawingml/2006/wordprocessingDrawing" xmlns:w10="urn:schemas-microsoft-com:office:word" xmlns:w="http://schemas.openxmlformats.org/wordprocessingml/2006/main" xmlns:w14="http://schemas.microsoft.com/office/word/2010/wordml" xmlns:w15="http://schemas.microsoft.com/office/word/2012/wordml" xmlns:w16cex="http://schemas.microsoft.com/office/word/2018/wordml/cex" xmlns:w16cid="http://schemas.microsoft.com/office/word/2016/wordml/cid" xmlns:w16="http://schemas.microsoft.com/office/word/2018/wordml" xmlns:w16du="http://schemas.microsoft.com/office/word/2023/wordml/word16du" xmlns:w16sdtdh="http://schemas.microsoft.com/office/word/2020/wordml/sdtdatahash" xmlns:w16se="http://schemas.microsoft.com/office/word/2015/wordml/symex" xmlns:wpg="http://schemas.microsoft.com/office/word/2010/wordprocessingGroup" xmlns:wpi="http://schemas.microsoft.com/office/word/2010/wordprocessingInk" xmlns:wne="http://schemas.microsoft.com/office/word/2006/wordml" xmlns:wps="http://schemas.microsoft.com/office/word/2010/wordprocessingShape" mc:Ignorable="w14 w15 w16se w16cid w16 w16cex w16sdtdh w16du wp14">
   <w:endnote w:type="separator" w:id="-1">
     <w:p>
       <w:r>
@@ -10838,7 +12567,7 @@
 </file>
 
 <file path=word/footer1.xml><?xml version="1.0" encoding="utf-8"?>
-<w:ftr xmlns:wpc="http://schemas.microsoft.com/office/word/2010/wordprocessingCanvas" xmlns:cx="http://schemas.microsoft.com/office/drawing/2014/chartex" xmlns:mc="http://schemas.openxmlformats.org/markup-compatibility/2006" xmlns:o="urn:schemas-microsoft-com:office:office" xmlns:r="http://schemas.openxmlformats.org/officeDocument/2006/relationships" xmlns:m="http://schemas.openxmlformats.org/officeDocument/2006/math" xmlns:v="urn:schemas-microsoft-com:vml" xmlns:wp14="http://schemas.microsoft.com/office/word/2010/wordprocessingDrawing" xmlns:wp="http://schemas.openxmlformats.org/drawingml/2006/wordprocessingDrawing" xmlns:w10="urn:schemas-microsoft-com:office:word" xmlns:w="http://schemas.openxmlformats.org/wordprocessingml/2006/main" xmlns:w14="http://schemas.microsoft.com/office/word/2010/wordml" xmlns:w15="http://schemas.microsoft.com/office/word/2012/wordml" xmlns:w16se="http://schemas.microsoft.com/office/word/2015/wordml/symex" xmlns:wpg="http://schemas.microsoft.com/office/word/2010/wordprocessingGroup" xmlns:wpi="http://schemas.microsoft.com/office/word/2010/wordprocessingInk" xmlns:wne="http://schemas.microsoft.com/office/word/2006/wordml" xmlns:wps="http://schemas.microsoft.com/office/word/2010/wordprocessingShape" mc:Ignorable="w14 w15 w16se wp14">
+<w:ftr xmlns:wpc="http://schemas.microsoft.com/office/word/2010/wordprocessingCanvas" xmlns:cx="http://schemas.microsoft.com/office/drawing/2014/chartex" xmlns:cx1="http://schemas.microsoft.com/office/drawing/2015/9/8/chartex" xmlns:cx2="http://schemas.microsoft.com/office/drawing/2015/10/21/chartex" xmlns:cx3="http://schemas.microsoft.com/office/drawing/2016/5/9/chartex" xmlns:cx4="http://schemas.microsoft.com/office/drawing/2016/5/10/chartex" xmlns:cx5="http://schemas.microsoft.com/office/drawing/2016/5/11/chartex" xmlns:cx6="http://schemas.microsoft.com/office/drawing/2016/5/12/chartex" xmlns:cx7="http://schemas.microsoft.com/office/drawing/2016/5/13/chartex" xmlns:cx8="http://schemas.microsoft.com/office/drawing/2016/5/14/chartex" xmlns:mc="http://schemas.openxmlformats.org/markup-compatibility/2006" xmlns:aink="http://schemas.microsoft.com/office/drawing/2016/ink" xmlns:am3d="http://schemas.microsoft.com/office/drawing/2017/model3d" xmlns:o="urn:schemas-microsoft-com:office:office" xmlns:oel="http://schemas.microsoft.com/office/2019/extlst" xmlns:r="http://schemas.openxmlformats.org/officeDocument/2006/relationships" xmlns:m="http://schemas.openxmlformats.org/officeDocument/2006/math" xmlns:v="urn:schemas-microsoft-com:vml" xmlns:wp14="http://schemas.microsoft.com/office/word/2010/wordprocessingDrawing" xmlns:wp="http://schemas.openxmlformats.org/drawingml/2006/wordprocessingDrawing" xmlns:w10="urn:schemas-microsoft-com:office:word" xmlns:w="http://schemas.openxmlformats.org/wordprocessingml/2006/main" xmlns:w14="http://schemas.microsoft.com/office/word/2010/wordml" xmlns:w15="http://schemas.microsoft.com/office/word/2012/wordml" xmlns:w16cex="http://schemas.microsoft.com/office/word/2018/wordml/cex" xmlns:w16cid="http://schemas.microsoft.com/office/word/2016/wordml/cid" xmlns:w16="http://schemas.microsoft.com/office/word/2018/wordml" xmlns:w16du="http://schemas.microsoft.com/office/word/2023/wordml/word16du" xmlns:w16sdtdh="http://schemas.microsoft.com/office/word/2020/wordml/sdtdatahash" xmlns:w16se="http://schemas.microsoft.com/office/word/2015/wordml/symex" xmlns:wpg="http://schemas.microsoft.com/office/word/2010/wordprocessingGroup" xmlns:wpi="http://schemas.microsoft.com/office/word/2010/wordprocessingInk" xmlns:wne="http://schemas.microsoft.com/office/word/2006/wordml" xmlns:wps="http://schemas.microsoft.com/office/word/2010/wordprocessingShape" mc:Ignorable="w14 w15 w16se w16cid w16 w16cex w16sdtdh w16du wp14">
   <w:sdt>
     <w:sdtPr>
       <w:id w:val="1277604281"/>
@@ -10847,7 +12576,6 @@
         <w:docPartUnique/>
       </w:docPartObj>
     </w:sdtPr>
-    <w:sdtEndPr/>
     <w:sdtContent>
       <w:p>
         <w:pPr>
@@ -10879,7 +12607,7 @@
 </file>
 
 <file path=word/footer2.xml><?xml version="1.0" encoding="utf-8"?>
-<w:ftr xmlns:wpc="http://schemas.microsoft.com/office/word/2010/wordprocessingCanvas" xmlns:cx="http://schemas.microsoft.com/office/drawing/2014/chartex" xmlns:mc="http://schemas.openxmlformats.org/markup-compatibility/2006" xmlns:o="urn:schemas-microsoft-com:office:office" xmlns:r="http://schemas.openxmlformats.org/officeDocument/2006/relationships" xmlns:m="http://schemas.openxmlformats.org/officeDocument/2006/math" xmlns:v="urn:schemas-microsoft-com:vml" xmlns:wp14="http://schemas.microsoft.com/office/word/2010/wordprocessingDrawing" xmlns:wp="http://schemas.openxmlformats.org/drawingml/2006/wordprocessingDrawing" xmlns:w10="urn:schemas-microsoft-com:office:word" xmlns:w="http://schemas.openxmlformats.org/wordprocessingml/2006/main" xmlns:w14="http://schemas.microsoft.com/office/word/2010/wordml" xmlns:w15="http://schemas.microsoft.com/office/word/2012/wordml" xmlns:w16se="http://schemas.microsoft.com/office/word/2015/wordml/symex" xmlns:wpg="http://schemas.microsoft.com/office/word/2010/wordprocessingGroup" xmlns:wpi="http://schemas.microsoft.com/office/word/2010/wordprocessingInk" xmlns:wne="http://schemas.microsoft.com/office/word/2006/wordml" xmlns:wps="http://schemas.microsoft.com/office/word/2010/wordprocessingShape" mc:Ignorable="w14 w15 w16se wp14">
+<w:ftr xmlns:wpc="http://schemas.microsoft.com/office/word/2010/wordprocessingCanvas" xmlns:cx="http://schemas.microsoft.com/office/drawing/2014/chartex" xmlns:cx1="http://schemas.microsoft.com/office/drawing/2015/9/8/chartex" xmlns:cx2="http://schemas.microsoft.com/office/drawing/2015/10/21/chartex" xmlns:cx3="http://schemas.microsoft.com/office/drawing/2016/5/9/chartex" xmlns:cx4="http://schemas.microsoft.com/office/drawing/2016/5/10/chartex" xmlns:cx5="http://schemas.microsoft.com/office/drawing/2016/5/11/chartex" xmlns:cx6="http://schemas.microsoft.com/office/drawing/2016/5/12/chartex" xmlns:cx7="http://schemas.microsoft.com/office/drawing/2016/5/13/chartex" xmlns:cx8="http://schemas.microsoft.com/office/drawing/2016/5/14/chartex" xmlns:mc="http://schemas.openxmlformats.org/markup-compatibility/2006" xmlns:aink="http://schemas.microsoft.com/office/drawing/2016/ink" xmlns:am3d="http://schemas.microsoft.com/office/drawing/2017/model3d" xmlns:o="urn:schemas-microsoft-com:office:office" xmlns:oel="http://schemas.microsoft.com/office/2019/extlst" xmlns:r="http://schemas.openxmlformats.org/officeDocument/2006/relationships" xmlns:m="http://schemas.openxmlformats.org/officeDocument/2006/math" xmlns:v="urn:schemas-microsoft-com:vml" xmlns:wp14="http://schemas.microsoft.com/office/word/2010/wordprocessingDrawing" xmlns:wp="http://schemas.openxmlformats.org/drawingml/2006/wordprocessingDrawing" xmlns:w10="urn:schemas-microsoft-com:office:word" xmlns:w="http://schemas.openxmlformats.org/wordprocessingml/2006/main" xmlns:w14="http://schemas.microsoft.com/office/word/2010/wordml" xmlns:w15="http://schemas.microsoft.com/office/word/2012/wordml" xmlns:w16cex="http://schemas.microsoft.com/office/word/2018/wordml/cex" xmlns:w16cid="http://schemas.microsoft.com/office/word/2016/wordml/cid" xmlns:w16="http://schemas.microsoft.com/office/word/2018/wordml" xmlns:w16du="http://schemas.microsoft.com/office/word/2023/wordml/word16du" xmlns:w16sdtdh="http://schemas.microsoft.com/office/word/2020/wordml/sdtdatahash" xmlns:w16se="http://schemas.microsoft.com/office/word/2015/wordml/symex" xmlns:wpg="http://schemas.microsoft.com/office/word/2010/wordprocessingGroup" xmlns:wpi="http://schemas.microsoft.com/office/word/2010/wordprocessingInk" xmlns:wne="http://schemas.microsoft.com/office/word/2006/wordml" xmlns:wps="http://schemas.microsoft.com/office/word/2010/wordprocessingShape" mc:Ignorable="w14 w15 w16se w16cid w16 w16cex w16sdtdh w16du wp14">
   <w:p>
     <w:pPr>
       <w:pStyle w:val="aa"/>
@@ -10894,7 +12622,7 @@
 </file>
 
 <file path=word/footnotes.xml><?xml version="1.0" encoding="utf-8"?>
-<w:footnotes xmlns:wpc="http://schemas.microsoft.com/office/word/2010/wordprocessingCanvas" xmlns:cx="http://schemas.microsoft.com/office/drawing/2014/chartex" xmlns:mc="http://schemas.openxmlformats.org/markup-compatibility/2006" xmlns:o="urn:schemas-microsoft-com:office:office" xmlns:r="http://schemas.openxmlformats.org/officeDocument/2006/relationships" xmlns:m="http://schemas.openxmlformats.org/officeDocument/2006/math" xmlns:v="urn:schemas-microsoft-com:vml" xmlns:wp14="http://schemas.microsoft.com/office/word/2010/wordprocessingDrawing" xmlns:wp="http://schemas.openxmlformats.org/drawingml/2006/wordprocessingDrawing" xmlns:w10="urn:schemas-microsoft-com:office:word" xmlns:w="http://schemas.openxmlformats.org/wordprocessingml/2006/main" xmlns:w14="http://schemas.microsoft.com/office/word/2010/wordml" xmlns:w15="http://schemas.microsoft.com/office/word/2012/wordml" xmlns:w16se="http://schemas.microsoft.com/office/word/2015/wordml/symex" xmlns:wpg="http://schemas.microsoft.com/office/word/2010/wordprocessingGroup" xmlns:wpi="http://schemas.microsoft.com/office/word/2010/wordprocessingInk" xmlns:wne="http://schemas.microsoft.com/office/word/2006/wordml" xmlns:wps="http://schemas.microsoft.com/office/word/2010/wordprocessingShape" mc:Ignorable="w14 w15 w16se wp14">
+<w:footnotes xmlns:wpc="http://schemas.microsoft.com/office/word/2010/wordprocessingCanvas" xmlns:cx="http://schemas.microsoft.com/office/drawing/2014/chartex" xmlns:cx1="http://schemas.microsoft.com/office/drawing/2015/9/8/chartex" xmlns:cx2="http://schemas.microsoft.com/office/drawing/2015/10/21/chartex" xmlns:cx3="http://schemas.microsoft.com/office/drawing/2016/5/9/chartex" xmlns:cx4="http://schemas.microsoft.com/office/drawing/2016/5/10/chartex" xmlns:cx5="http://schemas.microsoft.com/office/drawing/2016/5/11/chartex" xmlns:cx6="http://schemas.microsoft.com/office/drawing/2016/5/12/chartex" xmlns:cx7="http://schemas.microsoft.com/office/drawing/2016/5/13/chartex" xmlns:cx8="http://schemas.microsoft.com/office/drawing/2016/5/14/chartex" xmlns:mc="http://schemas.openxmlformats.org/markup-compatibility/2006" xmlns:aink="http://schemas.microsoft.com/office/drawing/2016/ink" xmlns:am3d="http://schemas.microsoft.com/office/drawing/2017/model3d" xmlns:o="urn:schemas-microsoft-com:office:office" xmlns:oel="http://schemas.microsoft.com/office/2019/extlst" xmlns:r="http://schemas.openxmlformats.org/officeDocument/2006/relationships" xmlns:m="http://schemas.openxmlformats.org/officeDocument/2006/math" xmlns:v="urn:schemas-microsoft-com:vml" xmlns:wp14="http://schemas.microsoft.com/office/word/2010/wordprocessingDrawing" xmlns:wp="http://schemas.openxmlformats.org/drawingml/2006/wordprocessingDrawing" xmlns:w10="urn:schemas-microsoft-com:office:word" xmlns:w="http://schemas.openxmlformats.org/wordprocessingml/2006/main" xmlns:w14="http://schemas.microsoft.com/office/word/2010/wordml" xmlns:w15="http://schemas.microsoft.com/office/word/2012/wordml" xmlns:w16cex="http://schemas.microsoft.com/office/word/2018/wordml/cex" xmlns:w16cid="http://schemas.microsoft.com/office/word/2016/wordml/cid" xmlns:w16="http://schemas.microsoft.com/office/word/2018/wordml" xmlns:w16du="http://schemas.microsoft.com/office/word/2023/wordml/word16du" xmlns:w16sdtdh="http://schemas.microsoft.com/office/word/2020/wordml/sdtdatahash" xmlns:w16se="http://schemas.microsoft.com/office/word/2015/wordml/symex" xmlns:wpg="http://schemas.microsoft.com/office/word/2010/wordprocessingGroup" xmlns:wpi="http://schemas.microsoft.com/office/word/2010/wordprocessingInk" xmlns:wne="http://schemas.microsoft.com/office/word/2006/wordml" xmlns:wps="http://schemas.microsoft.com/office/word/2010/wordprocessingShape" mc:Ignorable="w14 w15 w16se w16cid w16 w16cex w16sdtdh w16du wp14">
   <w:footnote w:type="separator" w:id="-1">
     <w:p>
       <w:r>
@@ -10913,7 +12641,7 @@
 </file>
 
 <file path=word/numbering.xml><?xml version="1.0" encoding="utf-8"?>
-<w:numbering xmlns:wpc="http://schemas.microsoft.com/office/word/2010/wordprocessingCanvas" xmlns:cx="http://schemas.microsoft.com/office/drawing/2014/chartex" xmlns:mc="http://schemas.openxmlformats.org/markup-compatibility/2006" xmlns:o="urn:schemas-microsoft-com:office:office" xmlns:r="http://schemas.openxmlformats.org/officeDocument/2006/relationships" xmlns:m="http://schemas.openxmlformats.org/officeDocument/2006/math" xmlns:v="urn:schemas-microsoft-com:vml" xmlns:wp14="http://schemas.microsoft.com/office/word/2010/wordprocessingDrawing" xmlns:wp="http://schemas.openxmlformats.org/drawingml/2006/wordprocessingDrawing" xmlns:w10="urn:schemas-microsoft-com:office:word" xmlns:w="http://schemas.openxmlformats.org/wordprocessingml/2006/main" xmlns:w14="http://schemas.microsoft.com/office/word/2010/wordml" xmlns:w15="http://schemas.microsoft.com/office/word/2012/wordml" xmlns:w16se="http://schemas.microsoft.com/office/word/2015/wordml/symex" xmlns:wpg="http://schemas.microsoft.com/office/word/2010/wordprocessingGroup" xmlns:wpi="http://schemas.microsoft.com/office/word/2010/wordprocessingInk" xmlns:wne="http://schemas.microsoft.com/office/word/2006/wordml" xmlns:wps="http://schemas.microsoft.com/office/word/2010/wordprocessingShape" mc:Ignorable="w14 w15 w16se wp14">
+<w:numbering xmlns:wpc="http://schemas.microsoft.com/office/word/2010/wordprocessingCanvas" xmlns:cx="http://schemas.microsoft.com/office/drawing/2014/chartex" xmlns:cx1="http://schemas.microsoft.com/office/drawing/2015/9/8/chartex" xmlns:cx2="http://schemas.microsoft.com/office/drawing/2015/10/21/chartex" xmlns:cx3="http://schemas.microsoft.com/office/drawing/2016/5/9/chartex" xmlns:cx4="http://schemas.microsoft.com/office/drawing/2016/5/10/chartex" xmlns:cx5="http://schemas.microsoft.com/office/drawing/2016/5/11/chartex" xmlns:cx6="http://schemas.microsoft.com/office/drawing/2016/5/12/chartex" xmlns:cx7="http://schemas.microsoft.com/office/drawing/2016/5/13/chartex" xmlns:cx8="http://schemas.microsoft.com/office/drawing/2016/5/14/chartex" xmlns:mc="http://schemas.openxmlformats.org/markup-compatibility/2006" xmlns:aink="http://schemas.microsoft.com/office/drawing/2016/ink" xmlns:am3d="http://schemas.microsoft.com/office/drawing/2017/model3d" xmlns:o="urn:schemas-microsoft-com:office:office" xmlns:oel="http://schemas.microsoft.com/office/2019/extlst" xmlns:r="http://schemas.openxmlformats.org/officeDocument/2006/relationships" xmlns:m="http://schemas.openxmlformats.org/officeDocument/2006/math" xmlns:v="urn:schemas-microsoft-com:vml" xmlns:wp14="http://schemas.microsoft.com/office/word/2010/wordprocessingDrawing" xmlns:wp="http://schemas.openxmlformats.org/drawingml/2006/wordprocessingDrawing" xmlns:w10="urn:schemas-microsoft-com:office:word" xmlns:w="http://schemas.openxmlformats.org/wordprocessingml/2006/main" xmlns:w14="http://schemas.microsoft.com/office/word/2010/wordml" xmlns:w15="http://schemas.microsoft.com/office/word/2012/wordml" xmlns:w16cex="http://schemas.microsoft.com/office/word/2018/wordml/cex" xmlns:w16cid="http://schemas.microsoft.com/office/word/2016/wordml/cid" xmlns:w16="http://schemas.microsoft.com/office/word/2018/wordml" xmlns:w16du="http://schemas.microsoft.com/office/word/2023/wordml/word16du" xmlns:w16sdtdh="http://schemas.microsoft.com/office/word/2020/wordml/sdtdatahash" xmlns:w16se="http://schemas.microsoft.com/office/word/2015/wordml/symex" xmlns:wpg="http://schemas.microsoft.com/office/word/2010/wordprocessingGroup" xmlns:wpi="http://schemas.microsoft.com/office/word/2010/wordprocessingInk" xmlns:wne="http://schemas.microsoft.com/office/word/2006/wordml" xmlns:wps="http://schemas.microsoft.com/office/word/2010/wordprocessingShape" mc:Ignorable="w14 w15 w16se w16cid w16 w16cex w16sdtdh w16du wp14">
   <w:abstractNum w:abstractNumId="0" w15:restartNumberingAfterBreak="0">
     <w:nsid w:val="07951E26"/>
     <w:multiLevelType w:val="hybridMultilevel"/>
@@ -12029,22 +13757,284 @@
       </w:pPr>
     </w:lvl>
   </w:abstractNum>
-  <w:num w:numId="1">
+  <w:abstractNum w:abstractNumId="11" w15:restartNumberingAfterBreak="0">
+    <w:nsid w:val="79F867E9"/>
+    <w:multiLevelType w:val="multilevel"/>
+    <w:tmpl w:val="484E4ACE"/>
+    <w:lvl w:ilvl="0">
+      <w:start w:val="1"/>
+      <w:numFmt w:val="bullet"/>
+      <w:lvlText w:val=""/>
+      <w:lvlJc w:val="left"/>
+      <w:pPr>
+        <w:tabs>
+          <w:tab w:val="num" w:pos="720"/>
+        </w:tabs>
+        <w:ind w:left="720" w:hanging="360"/>
+      </w:pPr>
+      <w:rPr>
+        <w:rFonts w:ascii="Symbol" w:hAnsi="Symbol" w:hint="default"/>
+        <w:sz w:val="20"/>
+      </w:rPr>
+    </w:lvl>
+    <w:lvl w:ilvl="1" w:tentative="1">
+      <w:start w:val="1"/>
+      <w:numFmt w:val="bullet"/>
+      <w:lvlText w:val="o"/>
+      <w:lvlJc w:val="left"/>
+      <w:pPr>
+        <w:tabs>
+          <w:tab w:val="num" w:pos="1440"/>
+        </w:tabs>
+        <w:ind w:left="1440" w:hanging="360"/>
+      </w:pPr>
+      <w:rPr>
+        <w:rFonts w:ascii="Courier New" w:hAnsi="Courier New" w:hint="default"/>
+        <w:sz w:val="20"/>
+      </w:rPr>
+    </w:lvl>
+    <w:lvl w:ilvl="2" w:tentative="1">
+      <w:start w:val="1"/>
+      <w:numFmt w:val="bullet"/>
+      <w:lvlText w:val=""/>
+      <w:lvlJc w:val="left"/>
+      <w:pPr>
+        <w:tabs>
+          <w:tab w:val="num" w:pos="2160"/>
+        </w:tabs>
+        <w:ind w:left="2160" w:hanging="360"/>
+      </w:pPr>
+      <w:rPr>
+        <w:rFonts w:ascii="Wingdings" w:hAnsi="Wingdings" w:hint="default"/>
+        <w:sz w:val="20"/>
+      </w:rPr>
+    </w:lvl>
+    <w:lvl w:ilvl="3" w:tentative="1">
+      <w:start w:val="1"/>
+      <w:numFmt w:val="bullet"/>
+      <w:lvlText w:val=""/>
+      <w:lvlJc w:val="left"/>
+      <w:pPr>
+        <w:tabs>
+          <w:tab w:val="num" w:pos="2880"/>
+        </w:tabs>
+        <w:ind w:left="2880" w:hanging="360"/>
+      </w:pPr>
+      <w:rPr>
+        <w:rFonts w:ascii="Wingdings" w:hAnsi="Wingdings" w:hint="default"/>
+        <w:sz w:val="20"/>
+      </w:rPr>
+    </w:lvl>
+    <w:lvl w:ilvl="4" w:tentative="1">
+      <w:start w:val="1"/>
+      <w:numFmt w:val="bullet"/>
+      <w:lvlText w:val=""/>
+      <w:lvlJc w:val="left"/>
+      <w:pPr>
+        <w:tabs>
+          <w:tab w:val="num" w:pos="3600"/>
+        </w:tabs>
+        <w:ind w:left="3600" w:hanging="360"/>
+      </w:pPr>
+      <w:rPr>
+        <w:rFonts w:ascii="Wingdings" w:hAnsi="Wingdings" w:hint="default"/>
+        <w:sz w:val="20"/>
+      </w:rPr>
+    </w:lvl>
+    <w:lvl w:ilvl="5" w:tentative="1">
+      <w:start w:val="1"/>
+      <w:numFmt w:val="bullet"/>
+      <w:lvlText w:val=""/>
+      <w:lvlJc w:val="left"/>
+      <w:pPr>
+        <w:tabs>
+          <w:tab w:val="num" w:pos="4320"/>
+        </w:tabs>
+        <w:ind w:left="4320" w:hanging="360"/>
+      </w:pPr>
+      <w:rPr>
+        <w:rFonts w:ascii="Wingdings" w:hAnsi="Wingdings" w:hint="default"/>
+        <w:sz w:val="20"/>
+      </w:rPr>
+    </w:lvl>
+    <w:lvl w:ilvl="6" w:tentative="1">
+      <w:start w:val="1"/>
+      <w:numFmt w:val="bullet"/>
+      <w:lvlText w:val=""/>
+      <w:lvlJc w:val="left"/>
+      <w:pPr>
+        <w:tabs>
+          <w:tab w:val="num" w:pos="5040"/>
+        </w:tabs>
+        <w:ind w:left="5040" w:hanging="360"/>
+      </w:pPr>
+      <w:rPr>
+        <w:rFonts w:ascii="Wingdings" w:hAnsi="Wingdings" w:hint="default"/>
+        <w:sz w:val="20"/>
+      </w:rPr>
+    </w:lvl>
+    <w:lvl w:ilvl="7" w:tentative="1">
+      <w:start w:val="1"/>
+      <w:numFmt w:val="bullet"/>
+      <w:lvlText w:val=""/>
+      <w:lvlJc w:val="left"/>
+      <w:pPr>
+        <w:tabs>
+          <w:tab w:val="num" w:pos="5760"/>
+        </w:tabs>
+        <w:ind w:left="5760" w:hanging="360"/>
+      </w:pPr>
+      <w:rPr>
+        <w:rFonts w:ascii="Wingdings" w:hAnsi="Wingdings" w:hint="default"/>
+        <w:sz w:val="20"/>
+      </w:rPr>
+    </w:lvl>
+    <w:lvl w:ilvl="8" w:tentative="1">
+      <w:start w:val="1"/>
+      <w:numFmt w:val="bullet"/>
+      <w:lvlText w:val=""/>
+      <w:lvlJc w:val="left"/>
+      <w:pPr>
+        <w:tabs>
+          <w:tab w:val="num" w:pos="6480"/>
+        </w:tabs>
+        <w:ind w:left="6480" w:hanging="360"/>
+      </w:pPr>
+      <w:rPr>
+        <w:rFonts w:ascii="Wingdings" w:hAnsi="Wingdings" w:hint="default"/>
+        <w:sz w:val="20"/>
+      </w:rPr>
+    </w:lvl>
+  </w:abstractNum>
+  <w:abstractNum w:abstractNumId="12" w15:restartNumberingAfterBreak="0">
+    <w:nsid w:val="7E1A7B5E"/>
+    <w:multiLevelType w:val="hybridMultilevel"/>
+    <w:tmpl w:val="EB7202FE"/>
+    <w:lvl w:ilvl="0" w:tplc="D9C602E6">
+      <w:start w:val="1"/>
+      <w:numFmt w:val="bullet"/>
+      <w:lvlText w:val=""/>
+      <w:lvlJc w:val="left"/>
+      <w:pPr>
+        <w:ind w:left="1440" w:hanging="360"/>
+      </w:pPr>
+      <w:rPr>
+        <w:rFonts w:ascii="Symbol" w:hAnsi="Symbol" w:hint="default"/>
+      </w:rPr>
+    </w:lvl>
+    <w:lvl w:ilvl="1" w:tplc="1CA40568">
+      <w:start w:val="1"/>
+      <w:numFmt w:val="decimal"/>
+      <w:lvlText w:val="%2)"/>
+      <w:lvlJc w:val="left"/>
+      <w:pPr>
+        <w:ind w:left="1440" w:hanging="360"/>
+      </w:pPr>
+      <w:rPr>
+        <w:rFonts w:ascii="Times New Roman" w:eastAsiaTheme="minorHAnsi" w:hAnsi="Times New Roman" w:cstheme="minorBidi"/>
+      </w:rPr>
+    </w:lvl>
+    <w:lvl w:ilvl="2" w:tplc="04190005" w:tentative="1">
+      <w:start w:val="1"/>
+      <w:numFmt w:val="bullet"/>
+      <w:lvlText w:val=""/>
+      <w:lvlJc w:val="left"/>
+      <w:pPr>
+        <w:ind w:left="2160" w:hanging="360"/>
+      </w:pPr>
+      <w:rPr>
+        <w:rFonts w:ascii="Wingdings" w:hAnsi="Wingdings" w:hint="default"/>
+      </w:rPr>
+    </w:lvl>
+    <w:lvl w:ilvl="3" w:tplc="04190001" w:tentative="1">
+      <w:start w:val="1"/>
+      <w:numFmt w:val="bullet"/>
+      <w:lvlText w:val=""/>
+      <w:lvlJc w:val="left"/>
+      <w:pPr>
+        <w:ind w:left="2880" w:hanging="360"/>
+      </w:pPr>
+      <w:rPr>
+        <w:rFonts w:ascii="Symbol" w:hAnsi="Symbol" w:hint="default"/>
+      </w:rPr>
+    </w:lvl>
+    <w:lvl w:ilvl="4" w:tplc="04190003" w:tentative="1">
+      <w:start w:val="1"/>
+      <w:numFmt w:val="bullet"/>
+      <w:lvlText w:val="o"/>
+      <w:lvlJc w:val="left"/>
+      <w:pPr>
+        <w:ind w:left="3600" w:hanging="360"/>
+      </w:pPr>
+      <w:rPr>
+        <w:rFonts w:ascii="Courier New" w:hAnsi="Courier New" w:cs="Courier New" w:hint="default"/>
+      </w:rPr>
+    </w:lvl>
+    <w:lvl w:ilvl="5" w:tplc="04190005" w:tentative="1">
+      <w:start w:val="1"/>
+      <w:numFmt w:val="bullet"/>
+      <w:lvlText w:val=""/>
+      <w:lvlJc w:val="left"/>
+      <w:pPr>
+        <w:ind w:left="4320" w:hanging="360"/>
+      </w:pPr>
+      <w:rPr>
+        <w:rFonts w:ascii="Wingdings" w:hAnsi="Wingdings" w:hint="default"/>
+      </w:rPr>
+    </w:lvl>
+    <w:lvl w:ilvl="6" w:tplc="04190001" w:tentative="1">
+      <w:start w:val="1"/>
+      <w:numFmt w:val="bullet"/>
+      <w:lvlText w:val=""/>
+      <w:lvlJc w:val="left"/>
+      <w:pPr>
+        <w:ind w:left="5040" w:hanging="360"/>
+      </w:pPr>
+      <w:rPr>
+        <w:rFonts w:ascii="Symbol" w:hAnsi="Symbol" w:hint="default"/>
+      </w:rPr>
+    </w:lvl>
+    <w:lvl w:ilvl="7" w:tplc="04190003" w:tentative="1">
+      <w:start w:val="1"/>
+      <w:numFmt w:val="bullet"/>
+      <w:lvlText w:val="o"/>
+      <w:lvlJc w:val="left"/>
+      <w:pPr>
+        <w:ind w:left="5760" w:hanging="360"/>
+      </w:pPr>
+      <w:rPr>
+        <w:rFonts w:ascii="Courier New" w:hAnsi="Courier New" w:cs="Courier New" w:hint="default"/>
+      </w:rPr>
+    </w:lvl>
+    <w:lvl w:ilvl="8" w:tplc="04190005" w:tentative="1">
+      <w:start w:val="1"/>
+      <w:numFmt w:val="bullet"/>
+      <w:lvlText w:val=""/>
+      <w:lvlJc w:val="left"/>
+      <w:pPr>
+        <w:ind w:left="6480" w:hanging="360"/>
+      </w:pPr>
+      <w:rPr>
+        <w:rFonts w:ascii="Wingdings" w:hAnsi="Wingdings" w:hint="default"/>
+      </w:rPr>
+    </w:lvl>
+  </w:abstractNum>
+  <w:num w:numId="1" w16cid:durableId="240453037">
     <w:abstractNumId w:val="5"/>
   </w:num>
-  <w:num w:numId="2">
+  <w:num w:numId="2" w16cid:durableId="494419373">
     <w:abstractNumId w:val="8"/>
   </w:num>
-  <w:num w:numId="3">
+  <w:num w:numId="3" w16cid:durableId="5449472">
     <w:abstractNumId w:val="0"/>
   </w:num>
-  <w:num w:numId="4">
+  <w:num w:numId="4" w16cid:durableId="1343170476">
     <w:abstractNumId w:val="10"/>
   </w:num>
-  <w:num w:numId="5">
+  <w:num w:numId="5" w16cid:durableId="1011908514">
     <w:abstractNumId w:val="9"/>
   </w:num>
-  <w:num w:numId="6">
+  <w:num w:numId="6" w16cid:durableId="437410542">
     <w:abstractNumId w:val="9"/>
     <w:lvlOverride w:ilvl="0">
       <w:startOverride w:val="1"/>
@@ -12074,10 +14064,10 @@
       <w:startOverride w:val="1"/>
     </w:lvlOverride>
   </w:num>
-  <w:num w:numId="7">
+  <w:num w:numId="7" w16cid:durableId="1098602664">
     <w:abstractNumId w:val="4"/>
   </w:num>
-  <w:num w:numId="8">
+  <w:num w:numId="8" w16cid:durableId="1641761928">
     <w:abstractNumId w:val="4"/>
     <w:lvlOverride w:ilvl="0">
       <w:lvl w:ilvl="0">
@@ -12217,13 +14207,13 @@
       </w:lvl>
     </w:lvlOverride>
   </w:num>
-  <w:num w:numId="9">
+  <w:num w:numId="9" w16cid:durableId="503860401">
     <w:abstractNumId w:val="7"/>
   </w:num>
-  <w:num w:numId="10">
+  <w:num w:numId="10" w16cid:durableId="1800537758">
     <w:abstractNumId w:val="4"/>
   </w:num>
-  <w:num w:numId="11">
+  <w:num w:numId="11" w16cid:durableId="1039429671">
     <w:abstractNumId w:val="4"/>
     <w:lvlOverride w:ilvl="0">
       <w:startOverride w:val="1"/>
@@ -12253,7 +14243,7 @@
       <w:startOverride w:val="1"/>
     </w:lvlOverride>
   </w:num>
-  <w:num w:numId="12">
+  <w:num w:numId="12" w16cid:durableId="500895495">
     <w:abstractNumId w:val="4"/>
     <w:lvlOverride w:ilvl="0">
       <w:startOverride w:val="1"/>
@@ -12283,23 +14273,29 @@
       <w:startOverride w:val="1"/>
     </w:lvlOverride>
   </w:num>
-  <w:num w:numId="13">
+  <w:num w:numId="13" w16cid:durableId="29112691">
     <w:abstractNumId w:val="2"/>
   </w:num>
-  <w:num w:numId="14">
+  <w:num w:numId="14" w16cid:durableId="1083769103">
     <w:abstractNumId w:val="1"/>
   </w:num>
-  <w:num w:numId="15">
+  <w:num w:numId="15" w16cid:durableId="1912353176">
     <w:abstractNumId w:val="3"/>
   </w:num>
-  <w:num w:numId="16">
+  <w:num w:numId="16" w16cid:durableId="1632904807">
     <w:abstractNumId w:val="6"/>
+  </w:num>
+  <w:num w:numId="17" w16cid:durableId="225530613">
+    <w:abstractNumId w:val="11"/>
+  </w:num>
+  <w:num w:numId="18" w16cid:durableId="1514418745">
+    <w:abstractNumId w:val="12"/>
   </w:num>
 </w:numbering>
 </file>
 
 <file path=word/styles.xml><?xml version="1.0" encoding="utf-8"?>
-<w:styles xmlns:mc="http://schemas.openxmlformats.org/markup-compatibility/2006" xmlns:r="http://schemas.openxmlformats.org/officeDocument/2006/relationships" xmlns:w="http://schemas.openxmlformats.org/wordprocessingml/2006/main" xmlns:w14="http://schemas.microsoft.com/office/word/2010/wordml" xmlns:w15="http://schemas.microsoft.com/office/word/2012/wordml" xmlns:w16se="http://schemas.microsoft.com/office/word/2015/wordml/symex" mc:Ignorable="w14 w15 w16se">
+<w:styles xmlns:mc="http://schemas.openxmlformats.org/markup-compatibility/2006" xmlns:r="http://schemas.openxmlformats.org/officeDocument/2006/relationships" xmlns:w="http://schemas.openxmlformats.org/wordprocessingml/2006/main" xmlns:w14="http://schemas.microsoft.com/office/word/2010/wordml" xmlns:w15="http://schemas.microsoft.com/office/word/2012/wordml" xmlns:w16cex="http://schemas.microsoft.com/office/word/2018/wordml/cex" xmlns:w16cid="http://schemas.microsoft.com/office/word/2016/wordml/cid" xmlns:w16="http://schemas.microsoft.com/office/word/2018/wordml" xmlns:w16du="http://schemas.microsoft.com/office/word/2023/wordml/word16du" xmlns:w16sdtdh="http://schemas.microsoft.com/office/word/2020/wordml/sdtdatahash" xmlns:w16se="http://schemas.microsoft.com/office/word/2015/wordml/symex" mc:Ignorable="w14 w15 w16se w16cid w16 w16cex w16sdtdh w16du">
   <w:docDefaults>
     <w:rPrDefault>
       <w:rPr>
@@ -12315,7 +14311,7 @@
       </w:pPr>
     </w:pPrDefault>
   </w:docDefaults>
-  <w:latentStyles w:defLockedState="0" w:defUIPriority="99" w:defSemiHidden="0" w:defUnhideWhenUsed="0" w:defQFormat="0" w:count="371">
+  <w:latentStyles w:defLockedState="0" w:defUIPriority="99" w:defSemiHidden="0" w:defUnhideWhenUsed="0" w:defQFormat="0" w:count="376">
     <w:lsdException w:name="Normal" w:uiPriority="0" w:qFormat="1"/>
     <w:lsdException w:name="heading 1" w:uiPriority="9" w:qFormat="1"/>
     <w:lsdException w:name="heading 2" w:semiHidden="1" w:uiPriority="9" w:unhideWhenUsed="1" w:qFormat="1"/>
@@ -12687,6 +14683,11 @@
     <w:lsdException w:name="List Table 5 Dark Accent 6" w:uiPriority="50"/>
     <w:lsdException w:name="List Table 6 Colorful Accent 6" w:uiPriority="51"/>
     <w:lsdException w:name="List Table 7 Colorful Accent 6" w:uiPriority="52"/>
+    <w:lsdException w:name="Mention" w:semiHidden="1" w:unhideWhenUsed="1"/>
+    <w:lsdException w:name="Smart Hyperlink" w:semiHidden="1" w:unhideWhenUsed="1"/>
+    <w:lsdException w:name="Hashtag" w:semiHidden="1" w:unhideWhenUsed="1"/>
+    <w:lsdException w:name="Unresolved Mention" w:semiHidden="1" w:unhideWhenUsed="1"/>
+    <w:lsdException w:name="Smart Link" w:semiHidden="1" w:unhideWhenUsed="1"/>
   </w:latentStyles>
   <w:style w:type="paragraph" w:default="1" w:styleId="a4">
     <w:name w:val="Normal"/>
@@ -12775,7 +14776,6 @@
   <w:style w:type="character" w:default="1" w:styleId="a5">
     <w:name w:val="Default Paragraph Font"/>
     <w:uiPriority w:val="1"/>
-    <w:semiHidden/>
     <w:unhideWhenUsed/>
   </w:style>
   <w:style w:type="table" w:default="1" w:styleId="a6">
@@ -13291,6 +15291,19 @@
       <w:szCs w:val="16"/>
     </w:rPr>
   </w:style>
+  <w:style w:type="paragraph" w:styleId="aff0">
+    <w:name w:val="Normal (Web)"/>
+    <w:basedOn w:val="a4"/>
+    <w:uiPriority w:val="99"/>
+    <w:semiHidden/>
+    <w:unhideWhenUsed/>
+    <w:rsid w:val="005F7D5E"/>
+    <w:rPr>
+      <w:rFonts w:cs="Times New Roman"/>
+      <w:sz w:val="24"/>
+      <w:szCs w:val="24"/>
+    </w:rPr>
+  </w:style>
 </w:styles>
 </file>
 
